--- a/MODUL AJAR/MA PPKN/BAB 1 - PPKn Kls 1.docx
+++ b/MODUL AJAR/MA PPKN/BAB 1 - PPKn Kls 1.docx
@@ -1,6 +1,6 @@
 
 <file path=word/document.xml><?xml version="1.0" encoding="utf-8"?>
-<w:document xmlns:wpc="http://schemas.microsoft.com/office/word/2010/wordprocessingCanvas" xmlns:cx="http://schemas.microsoft.com/office/drawing/2014/chartex" xmlns:cx1="http://schemas.microsoft.com/office/drawing/2015/9/8/chartex" xmlns:cx2="http://schemas.microsoft.com/office/drawing/2015/10/21/chartex" xmlns:cx3="http://schemas.microsoft.com/office/drawing/2016/5/9/chartex" xmlns:cx4="http://schemas.microsoft.com/office/drawing/2016/5/10/chartex" xmlns:cx5="http://schemas.microsoft.com/office/drawing/2016/5/11/chartex" xmlns:cx6="http://schemas.microsoft.com/office/drawing/2016/5/12/chartex" xmlns:cx7="http://schemas.microsoft.com/office/drawing/2016/5/13/chartex" xmlns:cx8="http://schemas.microsoft.com/office/drawing/2016/5/14/chartex" xmlns:mc="http://schemas.openxmlformats.org/markup-compatibility/2006" xmlns:aink="http://schemas.microsoft.com/office/drawing/2016/ink" xmlns:am3d="http://schemas.microsoft.com/office/drawing/2017/model3d" xmlns:o="urn:schemas-microsoft-com:office:office" xmlns:oel="http://schemas.microsoft.com/office/2019/extlst" xmlns:r="http://schemas.openxmlformats.org/officeDocument/2006/relationships" xmlns:m="http://schemas.openxmlformats.org/officeDocument/2006/math" xmlns:v="urn:schemas-microsoft-com:vml" xmlns:wp14="http://schemas.microsoft.com/office/word/2010/wordprocessingDrawing" xmlns:wp="http://schemas.openxmlformats.org/drawingml/2006/wordprocessingDrawing" xmlns:w10="urn:schemas-microsoft-com:office:word" xmlns:w="http://schemas.openxmlformats.org/wordprocessingml/2006/main" xmlns:w14="http://schemas.microsoft.com/office/word/2010/wordml" xmlns:w15="http://schemas.microsoft.com/office/word/2012/wordml" xmlns:w16cex="http://schemas.microsoft.com/office/word/2018/wordml/cex" xmlns:w16cid="http://schemas.microsoft.com/office/word/2016/wordml/cid" xmlns:w16="http://schemas.microsoft.com/office/word/2018/wordml" xmlns:w16sdtdh="http://schemas.microsoft.com/office/word/2020/wordml/sdtdatahash" xmlns:w16se="http://schemas.microsoft.com/office/word/2015/wordml/symex" xmlns:wpg="http://schemas.microsoft.com/office/word/2010/wordprocessingGroup" xmlns:wpi="http://schemas.microsoft.com/office/word/2010/wordprocessingInk" xmlns:wne="http://schemas.microsoft.com/office/word/2006/wordml" xmlns:wps="http://schemas.microsoft.com/office/word/2010/wordprocessingShape" mc:Ignorable="w14 w15 w16se w16cid w16 w16cex w16sdtdh wp14">
+<w:document xmlns:wpc="http://schemas.microsoft.com/office/word/2010/wordprocessingCanvas" xmlns:cx="http://schemas.microsoft.com/office/drawing/2014/chartex" xmlns:cx1="http://schemas.microsoft.com/office/drawing/2015/9/8/chartex" xmlns:cx2="http://schemas.microsoft.com/office/drawing/2015/10/21/chartex" xmlns:cx3="http://schemas.microsoft.com/office/drawing/2016/5/9/chartex" xmlns:cx4="http://schemas.microsoft.com/office/drawing/2016/5/10/chartex" xmlns:cx5="http://schemas.microsoft.com/office/drawing/2016/5/11/chartex" xmlns:cx6="http://schemas.microsoft.com/office/drawing/2016/5/12/chartex" xmlns:cx7="http://schemas.microsoft.com/office/drawing/2016/5/13/chartex" xmlns:cx8="http://schemas.microsoft.com/office/drawing/2016/5/14/chartex" xmlns:mc="http://schemas.openxmlformats.org/markup-compatibility/2006" xmlns:aink="http://schemas.microsoft.com/office/drawing/2016/ink" xmlns:am3d="http://schemas.microsoft.com/office/drawing/2017/model3d" xmlns:o="urn:schemas-microsoft-com:office:office" xmlns:oel="http://schemas.microsoft.com/office/2019/extlst" xmlns:r="http://schemas.openxmlformats.org/officeDocument/2006/relationships" xmlns:m="http://schemas.openxmlformats.org/officeDocument/2006/math" xmlns:v="urn:schemas-microsoft-com:vml" xmlns:wp14="http://schemas.microsoft.com/office/word/2010/wordprocessingDrawing" xmlns:wp="http://schemas.openxmlformats.org/drawingml/2006/wordprocessingDrawing" xmlns:w10="urn:schemas-microsoft-com:office:word" xmlns:w="http://schemas.openxmlformats.org/wordprocessingml/2006/main" xmlns:w14="http://schemas.microsoft.com/office/word/2010/wordml" xmlns:w15="http://schemas.microsoft.com/office/word/2012/wordml" xmlns:w16cex="http://schemas.microsoft.com/office/word/2018/wordml/cex" xmlns:w16cid="http://schemas.microsoft.com/office/word/2016/wordml/cid" xmlns:w16="http://schemas.microsoft.com/office/word/2018/wordml" xmlns:w16du="http://schemas.microsoft.com/office/word/2023/wordml/word16du" xmlns:w16sdtdh="http://schemas.microsoft.com/office/word/2020/wordml/sdtdatahash" xmlns:w16sdtfl="http://schemas.microsoft.com/office/word/2024/wordml/sdtformatlock" xmlns:w16se="http://schemas.microsoft.com/office/word/2015/wordml/symex" xmlns:wpg="http://schemas.microsoft.com/office/word/2010/wordprocessingGroup" xmlns:wpi="http://schemas.microsoft.com/office/word/2010/wordprocessingInk" xmlns:wne="http://schemas.microsoft.com/office/word/2006/wordml" xmlns:wps="http://schemas.microsoft.com/office/word/2010/wordprocessingShape" mc:Ignorable="w14 w15 w16se w16cid w16 w16cex w16sdtdh w16sdtfl w16du wp14">
   <w:body>
     <w:p>
       <w:pPr>
@@ -808,7 +808,6 @@
                 <w:lang w:val="pt-BR"/>
               </w:rPr>
             </w:pPr>
-            <w:proofErr w:type="spellStart"/>
             <w:r>
               <w:rPr>
                 <w:b/>
@@ -816,17 +815,7 @@
                 <w:sz w:val="28"/>
                 <w:szCs w:val="28"/>
               </w:rPr>
-              <w:t>Fase</w:t>
-            </w:r>
-            <w:proofErr w:type="spellEnd"/>
-            <w:r>
-              <w:rPr>
-                <w:b/>
-                <w:bCs/>
-                <w:sz w:val="28"/>
-                <w:szCs w:val="28"/>
-              </w:rPr>
-              <w:t xml:space="preserve">, </w:t>
+              <w:t xml:space="preserve">Fase, </w:t>
             </w:r>
             <w:r>
               <w:rPr>
@@ -913,7 +902,16 @@
                 <w:lang w:val="pt-BR"/>
               </w:rPr>
               <w:tab/>
-              <w:t>2025/2026</w:t>
+            </w:r>
+            <w:r>
+              <w:rPr>
+                <w:b/>
+                <w:bCs/>
+                <w:sz w:val="28"/>
+                <w:szCs w:val="28"/>
+                <w:lang w:val="pt-BR"/>
+              </w:rPr>
+              <w:t>2026/2027</w:t>
             </w:r>
           </w:p>
           <w:p>
@@ -1052,7 +1050,6 @@
         </w:rPr>
         <w:t xml:space="preserve">Nama </w:t>
       </w:r>
-      <w:proofErr w:type="spellStart"/>
       <w:r>
         <w:rPr>
           <w:b/>
@@ -1060,7 +1057,6 @@
         </w:rPr>
         <w:t>Sekolah</w:t>
       </w:r>
-      <w:proofErr w:type="spellEnd"/>
       <w:r>
         <w:rPr>
           <w:b/>
@@ -1216,7 +1212,6 @@
           <w:bCs/>
         </w:rPr>
       </w:pPr>
-      <w:proofErr w:type="spellStart"/>
       <w:r>
         <w:rPr>
           <w:b/>
@@ -1229,15 +1224,7 @@
           <w:b/>
           <w:bCs/>
         </w:rPr>
-        <w:t>ase</w:t>
-      </w:r>
-      <w:proofErr w:type="spellEnd"/>
-      <w:r>
-        <w:rPr>
-          <w:b/>
-          <w:bCs/>
-        </w:rPr>
-        <w:t xml:space="preserve"> / </w:t>
+        <w:t xml:space="preserve">ase / </w:t>
       </w:r>
       <w:proofErr w:type="spellStart"/>
       <w:r>
@@ -1401,7 +1388,6 @@
           <w:bCs/>
         </w:rPr>
       </w:pPr>
-      <w:proofErr w:type="spellStart"/>
       <w:r>
         <w:rPr>
           <w:b/>
@@ -1409,7 +1395,6 @@
         </w:rPr>
         <w:t>Materi</w:t>
       </w:r>
-      <w:proofErr w:type="spellEnd"/>
       <w:r>
         <w:rPr>
           <w:b/>
@@ -1429,39 +1414,7 @@
           <w:b/>
           <w:bCs/>
         </w:rPr>
-        <w:t xml:space="preserve">Bab 1 Aku dan </w:t>
-      </w:r>
-      <w:proofErr w:type="spellStart"/>
-      <w:r>
-        <w:rPr>
-          <w:b/>
-          <w:bCs/>
-        </w:rPr>
-        <w:t>Teman</w:t>
-      </w:r>
-      <w:proofErr w:type="spellEnd"/>
-      <w:r>
-        <w:rPr>
-          <w:b/>
-          <w:bCs/>
-        </w:rPr>
-        <w:t xml:space="preserve"> </w:t>
-      </w:r>
-      <w:proofErr w:type="spellStart"/>
-      <w:r>
-        <w:rPr>
-          <w:b/>
-          <w:bCs/>
-        </w:rPr>
-        <w:t>Temanku</w:t>
-      </w:r>
-      <w:proofErr w:type="spellEnd"/>
-      <w:r>
-        <w:rPr>
-          <w:b/>
-          <w:bCs/>
-        </w:rPr>
-        <w:t xml:space="preserve"> </w:t>
+        <w:t xml:space="preserve">Bab 1 Aku dan Teman Temanku </w:t>
       </w:r>
     </w:p>
     <w:p>
@@ -1526,14 +1479,13 @@
           <w:bCs/>
         </w:rPr>
         <w:tab/>
-        <w:t>20</w:t>
-      </w:r>
-      <w:r>
-        <w:rPr>
-          <w:b/>
-          <w:bCs/>
-        </w:rPr>
-        <w:t>25/2026</w:t>
+      </w:r>
+      <w:r>
+        <w:rPr>
+          <w:b/>
+          <w:bCs/>
+        </w:rPr>
+        <w:t>2026/2027</w:t>
       </w:r>
     </w:p>
     <w:p>
@@ -1824,15 +1776,7 @@
       </w:r>
       <w:proofErr w:type="spellEnd"/>
       <w:r>
-        <w:t xml:space="preserve"> </w:t>
-      </w:r>
-      <w:proofErr w:type="spellStart"/>
-      <w:r>
-        <w:t>Republik</w:t>
-      </w:r>
-      <w:proofErr w:type="spellEnd"/>
-      <w:r>
-        <w:t xml:space="preserve"> Indonesia; </w:t>
+        <w:t xml:space="preserve"> Republik Indonesia; </w:t>
       </w:r>
       <w:proofErr w:type="spellStart"/>
       <w:r>
@@ -2089,7 +2033,7 @@
     </w:p>
     <w:p>
       <w:pPr>
-        <w:pStyle w:val="DaftarParagraf"/>
+        <w:pStyle w:val="ListParagraph"/>
         <w:numPr>
           <w:ilvl w:val="0"/>
           <w:numId w:val="1"/>
@@ -2195,21 +2139,7 @@
         <w:rPr>
           <w:rFonts w:eastAsia="Bookman Old Style"/>
         </w:rPr>
-        <w:t xml:space="preserve"> </w:t>
-      </w:r>
-      <w:proofErr w:type="spellStart"/>
-      <w:r>
-        <w:rPr>
-          <w:rFonts w:eastAsia="Bookman Old Style"/>
-        </w:rPr>
-        <w:t>Tuhan</w:t>
-      </w:r>
-      <w:proofErr w:type="spellEnd"/>
-      <w:r>
-        <w:rPr>
-          <w:rFonts w:eastAsia="Bookman Old Style"/>
-        </w:rPr>
-        <w:t xml:space="preserve"> Yang Maha Esa dan </w:t>
+        <w:t xml:space="preserve"> Tuhan Yang Maha Esa dan </w:t>
       </w:r>
       <w:proofErr w:type="spellStart"/>
       <w:r>
@@ -2378,7 +2308,7 @@
     </w:p>
     <w:p>
       <w:pPr>
-        <w:pStyle w:val="DaftarParagraf"/>
+        <w:pStyle w:val="ListParagraph"/>
         <w:numPr>
           <w:ilvl w:val="0"/>
           <w:numId w:val="4"/>
@@ -2465,7 +2395,7 @@
     </w:p>
     <w:p>
       <w:pPr>
-        <w:pStyle w:val="DaftarParagraf"/>
+        <w:pStyle w:val="ListParagraph"/>
         <w:spacing w:before="60" w:after="60"/>
         <w:rPr>
           <w:rFonts w:eastAsia="Calibri"/>
@@ -2650,7 +2580,7 @@
     </w:p>
     <w:p>
       <w:pPr>
-        <w:pStyle w:val="DaftarParagraf"/>
+        <w:pStyle w:val="ListParagraph"/>
         <w:numPr>
           <w:ilvl w:val="0"/>
           <w:numId w:val="4"/>
@@ -2675,7 +2605,7 @@
     </w:p>
     <w:p>
       <w:pPr>
-        <w:pStyle w:val="DaftarParagraf"/>
+        <w:pStyle w:val="ListParagraph"/>
         <w:spacing w:before="60" w:after="60"/>
         <w:rPr>
           <w:rFonts w:eastAsia="Calibri"/>
@@ -3000,7 +2930,7 @@
     </w:p>
     <w:p>
       <w:pPr>
-        <w:pStyle w:val="DaftarParagraf"/>
+        <w:pStyle w:val="ListParagraph"/>
         <w:numPr>
           <w:ilvl w:val="0"/>
           <w:numId w:val="4"/>
@@ -3043,7 +2973,7 @@
     </w:p>
     <w:p>
       <w:pPr>
-        <w:pStyle w:val="DaftarParagraf"/>
+        <w:pStyle w:val="ListParagraph"/>
         <w:spacing w:before="60" w:after="60"/>
         <w:rPr>
           <w:rFonts w:eastAsia="Calibri"/>
@@ -3270,7 +3200,7 @@
     </w:p>
     <w:p>
       <w:pPr>
-        <w:pStyle w:val="DaftarParagraf"/>
+        <w:pStyle w:val="ListParagraph"/>
         <w:numPr>
           <w:ilvl w:val="0"/>
           <w:numId w:val="4"/>
@@ -3295,7 +3225,7 @@
     </w:p>
     <w:p>
       <w:pPr>
-        <w:pStyle w:val="DaftarParagraf"/>
+        <w:pStyle w:val="ListParagraph"/>
         <w:spacing w:before="60" w:after="60"/>
         <w:rPr>
           <w:rFonts w:eastAsia="Calibri"/>
@@ -3522,7 +3452,7 @@
     </w:p>
     <w:p>
       <w:pPr>
-        <w:pStyle w:val="DaftarParagraf"/>
+        <w:pStyle w:val="ListParagraph"/>
         <w:numPr>
           <w:ilvl w:val="0"/>
           <w:numId w:val="4"/>
@@ -3547,7 +3477,7 @@
     </w:p>
     <w:p>
       <w:pPr>
-        <w:pStyle w:val="DaftarParagraf"/>
+        <w:pStyle w:val="ListParagraph"/>
         <w:spacing w:before="60" w:after="60"/>
         <w:rPr>
           <w:rFonts w:eastAsia="Calibri"/>
@@ -3788,7 +3718,7 @@
     </w:p>
     <w:p>
       <w:pPr>
-        <w:pStyle w:val="DaftarParagraf"/>
+        <w:pStyle w:val="ListParagraph"/>
         <w:numPr>
           <w:ilvl w:val="0"/>
           <w:numId w:val="4"/>
@@ -3813,7 +3743,7 @@
     </w:p>
     <w:p>
       <w:pPr>
-        <w:pStyle w:val="DaftarParagraf"/>
+        <w:pStyle w:val="ListParagraph"/>
         <w:spacing w:before="60" w:after="60"/>
         <w:rPr>
           <w:rFonts w:eastAsia="Calibri"/>
@@ -4116,7 +4046,7 @@
     </w:p>
     <w:p>
       <w:pPr>
-        <w:pStyle w:val="DaftarParagraf"/>
+        <w:pStyle w:val="ListParagraph"/>
         <w:numPr>
           <w:ilvl w:val="0"/>
           <w:numId w:val="4"/>
@@ -4140,7 +4070,7 @@
     </w:p>
     <w:p>
       <w:pPr>
-        <w:pStyle w:val="DaftarParagraf"/>
+        <w:pStyle w:val="ListParagraph"/>
         <w:spacing w:before="60" w:after="60"/>
         <w:rPr>
           <w:rFonts w:eastAsia="Calibri"/>
@@ -4345,7 +4275,7 @@
     </w:p>
     <w:p>
       <w:pPr>
-        <w:pStyle w:val="DaftarParagraf"/>
+        <w:pStyle w:val="ListParagraph"/>
         <w:numPr>
           <w:ilvl w:val="0"/>
           <w:numId w:val="4"/>
@@ -4369,7 +4299,7 @@
     </w:p>
     <w:p>
       <w:pPr>
-        <w:pStyle w:val="DaftarParagraf"/>
+        <w:pStyle w:val="ListParagraph"/>
         <w:spacing w:before="60" w:after="60" w:line="276" w:lineRule="auto"/>
         <w:rPr>
           <w:rFonts w:eastAsia="Calibri"/>
@@ -4809,7 +4739,7 @@
     </w:p>
     <w:p>
       <w:pPr>
-        <w:pStyle w:val="DaftarParagraf"/>
+        <w:pStyle w:val="ListParagraph"/>
         <w:tabs>
           <w:tab w:val="left" w:pos="2268"/>
           <w:tab w:val="left" w:pos="2552"/>
@@ -4895,7 +4825,7 @@
     </w:p>
     <w:p>
       <w:pPr>
-        <w:pStyle w:val="DaftarParagraf"/>
+        <w:pStyle w:val="ListParagraph"/>
         <w:tabs>
           <w:tab w:val="left" w:pos="2268"/>
           <w:tab w:val="left" w:pos="2552"/>
@@ -5042,7 +4972,7 @@
     </w:p>
     <w:p>
       <w:pPr>
-        <w:pStyle w:val="DaftarParagraf"/>
+        <w:pStyle w:val="ListParagraph"/>
         <w:spacing w:before="60" w:after="60"/>
         <w:ind w:left="426"/>
         <w:contextualSpacing w:val="0"/>
@@ -5130,7 +5060,7 @@
     </w:p>
     <w:p>
       <w:pPr>
-        <w:pStyle w:val="DaftarParagraf"/>
+        <w:pStyle w:val="ListParagraph"/>
         <w:spacing w:before="60" w:after="60"/>
         <w:ind w:left="426"/>
         <w:contextualSpacing w:val="0"/>
@@ -5276,19 +5206,11 @@
           <w:rFonts w:eastAsia="Bookman Old Style"/>
         </w:rPr>
       </w:pPr>
-      <w:proofErr w:type="spellStart"/>
-      <w:r>
-        <w:rPr>
-          <w:rFonts w:eastAsia="Bookman Old Style"/>
-        </w:rPr>
-        <w:t>Metode</w:t>
-      </w:r>
-      <w:proofErr w:type="spellEnd"/>
-      <w:r>
-        <w:rPr>
-          <w:rFonts w:eastAsia="Bookman Old Style"/>
-        </w:rPr>
-        <w:t xml:space="preserve"> PJBL</w:t>
+      <w:r>
+        <w:rPr>
+          <w:rFonts w:eastAsia="Bookman Old Style"/>
+        </w:rPr>
+        <w:t>Metode PJBL</w:t>
       </w:r>
     </w:p>
     <w:p>
@@ -5302,7 +5224,6 @@
           <w:rFonts w:eastAsia="Bookman Old Style"/>
         </w:rPr>
       </w:pPr>
-      <w:proofErr w:type="spellStart"/>
       <w:r>
         <w:rPr>
           <w:rFonts w:eastAsia="Bookman Old Style"/>
@@ -5331,14 +5252,7 @@
         <w:rPr>
           <w:rFonts w:eastAsia="Bookman Old Style"/>
         </w:rPr>
-        <w:t>e</w:t>
-      </w:r>
-      <w:proofErr w:type="spellEnd"/>
-      <w:r>
-        <w:rPr>
-          <w:rFonts w:eastAsia="Bookman Old Style"/>
-        </w:rPr>
-        <w:t xml:space="preserve"> Deep Learning (mindful, </w:t>
+        <w:t xml:space="preserve">e Deep Learning (mindful, </w:t>
       </w:r>
       <w:proofErr w:type="spellStart"/>
       <w:r>
@@ -5421,7 +5335,7 @@
     </w:p>
     <w:p>
       <w:pPr>
-        <w:pStyle w:val="DaftarParagraf"/>
+        <w:pStyle w:val="ListParagraph"/>
         <w:spacing w:after="160" w:line="259" w:lineRule="auto"/>
         <w:ind w:left="450"/>
         <w:jc w:val="both"/>
@@ -5713,11 +5627,11 @@
       </w:r>
       <w:proofErr w:type="spellEnd"/>
       <w:r>
-        <w:t xml:space="preserve"> </w:t>
-      </w:r>
-      <w:proofErr w:type="spellStart"/>
-      <w:r>
-        <w:t>Teman-Temanku</w:t>
+        <w:t xml:space="preserve"> Teman-</w:t>
+      </w:r>
+      <w:proofErr w:type="spellStart"/>
+      <w:r>
+        <w:t>Temanku</w:t>
       </w:r>
       <w:proofErr w:type="spellEnd"/>
       <w:r>
@@ -5747,13 +5661,8 @@
       </w:r>
       <w:proofErr w:type="spellEnd"/>
       <w:r>
-        <w:t xml:space="preserve"> Main Bersama </w:t>
-      </w:r>
-      <w:proofErr w:type="spellStart"/>
-      <w:r>
-        <w:t>Teman</w:t>
-      </w:r>
-      <w:proofErr w:type="spellEnd"/>
+        <w:t xml:space="preserve"> Main Bersama Teman</w:t>
+      </w:r>
     </w:p>
     <w:p>
       <w:pPr>
@@ -5800,7 +5709,7 @@
     </w:p>
     <w:p>
       <w:pPr>
-        <w:pStyle w:val="DaftarParagraf"/>
+        <w:pStyle w:val="ListParagraph"/>
         <w:numPr>
           <w:ilvl w:val="0"/>
           <w:numId w:val="2"/>
@@ -6041,7 +5950,7 @@
     </w:p>
     <w:p>
       <w:pPr>
-        <w:pStyle w:val="DaftarParagraf"/>
+        <w:pStyle w:val="ListParagraph"/>
         <w:numPr>
           <w:ilvl w:val="0"/>
           <w:numId w:val="8"/>
@@ -6133,7 +6042,7 @@
     </w:p>
     <w:p>
       <w:pPr>
-        <w:pStyle w:val="DaftarParagraf"/>
+        <w:pStyle w:val="ListParagraph"/>
         <w:numPr>
           <w:ilvl w:val="0"/>
           <w:numId w:val="8"/>
@@ -6331,7 +6240,7 @@
     </w:p>
     <w:p>
       <w:pPr>
-        <w:pStyle w:val="DaftarParagraf"/>
+        <w:pStyle w:val="ListParagraph"/>
         <w:numPr>
           <w:ilvl w:val="0"/>
           <w:numId w:val="8"/>
@@ -6465,7 +6374,7 @@
     </w:p>
     <w:p>
       <w:pPr>
-        <w:pStyle w:val="DaftarParagraf"/>
+        <w:pStyle w:val="ListParagraph"/>
         <w:numPr>
           <w:ilvl w:val="0"/>
           <w:numId w:val="8"/>
@@ -6637,21 +6546,7 @@
         <w:rPr>
           <w:rFonts w:eastAsia="Bookman Old Style"/>
         </w:rPr>
-        <w:t xml:space="preserve"> </w:t>
-      </w:r>
-      <w:proofErr w:type="spellStart"/>
-      <w:r>
-        <w:rPr>
-          <w:rFonts w:eastAsia="Bookman Old Style"/>
-        </w:rPr>
-        <w:t>Tuhan</w:t>
-      </w:r>
-      <w:proofErr w:type="spellEnd"/>
-      <w:r>
-        <w:rPr>
-          <w:rFonts w:eastAsia="Bookman Old Style"/>
-        </w:rPr>
-        <w:t xml:space="preserve"> Yang Maha Esa dan </w:t>
+        <w:t xml:space="preserve"> Tuhan Yang Maha Esa dan </w:t>
       </w:r>
       <w:proofErr w:type="spellStart"/>
       <w:r>
@@ -6775,7 +6670,7 @@
     </w:p>
     <w:p>
       <w:pPr>
-        <w:pStyle w:val="DaftarParagraf"/>
+        <w:pStyle w:val="ListParagraph"/>
         <w:numPr>
           <w:ilvl w:val="0"/>
           <w:numId w:val="8"/>
@@ -6881,7 +6776,7 @@
     </w:p>
     <w:p>
       <w:pPr>
-        <w:pStyle w:val="DaftarParagraf"/>
+        <w:pStyle w:val="ListParagraph"/>
         <w:numPr>
           <w:ilvl w:val="0"/>
           <w:numId w:val="8"/>
@@ -7025,7 +6920,7 @@
     </w:p>
     <w:p>
       <w:pPr>
-        <w:pStyle w:val="DaftarParagraf"/>
+        <w:pStyle w:val="ListParagraph"/>
         <w:numPr>
           <w:ilvl w:val="0"/>
           <w:numId w:val="8"/>
@@ -7567,7 +7462,6 @@
       <w:r>
         <w:t xml:space="preserve">  </w:t>
       </w:r>
-      <w:proofErr w:type="spellStart"/>
       <w:r>
         <w:rPr>
           <w:b/>
@@ -7575,7 +7469,6 @@
         </w:rPr>
         <w:t>Tujuan</w:t>
       </w:r>
-      <w:proofErr w:type="spellEnd"/>
       <w:proofErr w:type="gramEnd"/>
       <w:r>
         <w:rPr>
@@ -8071,15 +7964,7 @@
       </w:r>
       <w:proofErr w:type="spellEnd"/>
       <w:r>
-        <w:t xml:space="preserve"> </w:t>
-      </w:r>
-      <w:proofErr w:type="spellStart"/>
-      <w:r>
-        <w:t>nama</w:t>
-      </w:r>
-      <w:proofErr w:type="spellEnd"/>
-      <w:r>
-        <w:t xml:space="preserve">, </w:t>
+        <w:t xml:space="preserve"> nama, </w:t>
       </w:r>
       <w:proofErr w:type="spellStart"/>
       <w:r>
@@ -8597,39 +8482,7 @@
           <w:b/>
           <w:bCs/>
         </w:rPr>
-        <w:t xml:space="preserve"> Bersama </w:t>
-      </w:r>
-      <w:proofErr w:type="spellStart"/>
-      <w:r>
-        <w:rPr>
-          <w:b/>
-          <w:bCs/>
-        </w:rPr>
-        <w:t>Lagu</w:t>
-      </w:r>
-      <w:proofErr w:type="spellEnd"/>
-      <w:r>
-        <w:rPr>
-          <w:b/>
-          <w:bCs/>
-        </w:rPr>
-        <w:t xml:space="preserve"> "Aku dan </w:t>
-      </w:r>
-      <w:proofErr w:type="spellStart"/>
-      <w:r>
-        <w:rPr>
-          <w:b/>
-          <w:bCs/>
-        </w:rPr>
-        <w:t>Temanku</w:t>
-      </w:r>
-      <w:proofErr w:type="spellEnd"/>
-      <w:r>
-        <w:rPr>
-          <w:b/>
-          <w:bCs/>
-        </w:rPr>
-        <w:t>"</w:t>
+        <w:t xml:space="preserve"> Bersama Lagu "Aku dan Temanku"</w:t>
       </w:r>
       <w:r>
         <w:t xml:space="preserve">: </w:t>
@@ -9102,15 +8955,7 @@
       </w:r>
       <w:proofErr w:type="spellEnd"/>
       <w:r>
-        <w:t>", dan "</w:t>
-      </w:r>
-      <w:proofErr w:type="spellStart"/>
-      <w:r>
-        <w:t>Tidak</w:t>
-      </w:r>
-      <w:proofErr w:type="spellEnd"/>
-      <w:r>
-        <w:t xml:space="preserve"> </w:t>
+        <w:t xml:space="preserve">", dan "Tidak </w:t>
       </w:r>
       <w:proofErr w:type="spellStart"/>
       <w:r>
@@ -9268,7 +9113,7 @@
     </w:p>
     <w:p>
       <w:pPr>
-        <w:pStyle w:val="DaftarParagraf"/>
+        <w:pStyle w:val="ListParagraph"/>
         <w:numPr>
           <w:ilvl w:val="0"/>
           <w:numId w:val="9"/>
@@ -9373,7 +9218,7 @@
     </w:p>
     <w:p>
       <w:pPr>
-        <w:pStyle w:val="DaftarParagraf"/>
+        <w:pStyle w:val="ListParagraph"/>
         <w:numPr>
           <w:ilvl w:val="0"/>
           <w:numId w:val="9"/>
@@ -9492,7 +9337,7 @@
     </w:p>
     <w:p>
       <w:pPr>
-        <w:pStyle w:val="DaftarParagraf"/>
+        <w:pStyle w:val="ListParagraph"/>
         <w:numPr>
           <w:ilvl w:val="0"/>
           <w:numId w:val="9"/>
@@ -9597,7 +9442,7 @@
     </w:p>
     <w:p>
       <w:pPr>
-        <w:pStyle w:val="DaftarParagraf"/>
+        <w:pStyle w:val="ListParagraph"/>
         <w:numPr>
           <w:ilvl w:val="0"/>
           <w:numId w:val="9"/>
@@ -9781,21 +9626,7 @@
         <w:rPr>
           <w:rFonts w:eastAsia="Bookman Old Style"/>
         </w:rPr>
-        <w:t xml:space="preserve"> </w:t>
-      </w:r>
-      <w:proofErr w:type="spellStart"/>
-      <w:r>
-        <w:rPr>
-          <w:rFonts w:eastAsia="Bookman Old Style"/>
-        </w:rPr>
-        <w:t>nama</w:t>
-      </w:r>
-      <w:proofErr w:type="spellEnd"/>
-      <w:r>
-        <w:rPr>
-          <w:rFonts w:eastAsia="Bookman Old Style"/>
-        </w:rPr>
-        <w:t xml:space="preserve">, </w:t>
+        <w:t xml:space="preserve"> nama, </w:t>
       </w:r>
       <w:proofErr w:type="spellStart"/>
       <w:r>
@@ -9870,7 +9701,7 @@
     </w:p>
     <w:p>
       <w:pPr>
-        <w:pStyle w:val="DaftarParagraf"/>
+        <w:pStyle w:val="ListParagraph"/>
         <w:numPr>
           <w:ilvl w:val="0"/>
           <w:numId w:val="9"/>
@@ -10087,7 +9918,7 @@
     </w:p>
     <w:p>
       <w:pPr>
-        <w:pStyle w:val="DaftarParagraf"/>
+        <w:pStyle w:val="ListParagraph"/>
         <w:numPr>
           <w:ilvl w:val="0"/>
           <w:numId w:val="9"/>
@@ -10220,7 +10051,7 @@
     </w:p>
     <w:p>
       <w:pPr>
-        <w:pStyle w:val="DaftarParagraf"/>
+        <w:pStyle w:val="ListParagraph"/>
         <w:numPr>
           <w:ilvl w:val="0"/>
           <w:numId w:val="9"/>
@@ -10395,7 +10226,7 @@
     </w:p>
     <w:p>
       <w:pPr>
-        <w:pStyle w:val="DaftarParagraf"/>
+        <w:pStyle w:val="ListParagraph"/>
         <w:numPr>
           <w:ilvl w:val="0"/>
           <w:numId w:val="9"/>
@@ -10584,7 +10415,7 @@
     </w:p>
     <w:p>
       <w:pPr>
-        <w:pStyle w:val="DaftarParagraf"/>
+        <w:pStyle w:val="ListParagraph"/>
         <w:numPr>
           <w:ilvl w:val="0"/>
           <w:numId w:val="9"/>
@@ -10782,15 +10613,7 @@
       </w:r>
       <w:proofErr w:type="spellEnd"/>
       <w:r>
-        <w:t xml:space="preserve"> </w:t>
-      </w:r>
-      <w:proofErr w:type="spellStart"/>
-      <w:r>
-        <w:t>Tuhan</w:t>
-      </w:r>
-      <w:proofErr w:type="spellEnd"/>
-      <w:r>
-        <w:t xml:space="preserve"> Yang Maha Esa, </w:t>
+        <w:t xml:space="preserve"> Tuhan Yang Maha Esa, </w:t>
       </w:r>
       <w:proofErr w:type="spellStart"/>
       <w:r>
@@ -10859,7 +10682,7 @@
     </w:p>
     <w:p>
       <w:pPr>
-        <w:pStyle w:val="DaftarParagraf"/>
+        <w:pStyle w:val="ListParagraph"/>
         <w:numPr>
           <w:ilvl w:val="0"/>
           <w:numId w:val="9"/>
@@ -11058,7 +10881,7 @@
     </w:p>
     <w:p>
       <w:pPr>
-        <w:pStyle w:val="DaftarParagraf"/>
+        <w:pStyle w:val="ListParagraph"/>
         <w:numPr>
           <w:ilvl w:val="0"/>
           <w:numId w:val="9"/>
@@ -11348,7 +11171,7 @@
     </w:p>
     <w:p>
       <w:pPr>
-        <w:pStyle w:val="DaftarParagraf"/>
+        <w:pStyle w:val="ListParagraph"/>
         <w:spacing w:before="60" w:after="60"/>
         <w:ind w:left="786"/>
         <w:jc w:val="both"/>
@@ -11377,7 +11200,7 @@
     </w:p>
     <w:p>
       <w:pPr>
-        <w:pStyle w:val="DaftarParagraf"/>
+        <w:pStyle w:val="ListParagraph"/>
         <w:numPr>
           <w:ilvl w:val="0"/>
           <w:numId w:val="1"/>
@@ -11491,7 +11314,7 @@
     </w:p>
     <w:p>
       <w:pPr>
-        <w:pStyle w:val="DaftarParagraf"/>
+        <w:pStyle w:val="ListParagraph"/>
         <w:numPr>
           <w:ilvl w:val="0"/>
           <w:numId w:val="1"/>
@@ -11641,7 +11464,7 @@
     </w:p>
     <w:p>
       <w:pPr>
-        <w:pStyle w:val="DaftarParagraf"/>
+        <w:pStyle w:val="ListParagraph"/>
         <w:numPr>
           <w:ilvl w:val="0"/>
           <w:numId w:val="1"/>
@@ -11898,7 +11721,7 @@
     </w:p>
     <w:p>
       <w:pPr>
-        <w:pStyle w:val="DaftarParagraf"/>
+        <w:pStyle w:val="ListParagraph"/>
         <w:numPr>
           <w:ilvl w:val="0"/>
           <w:numId w:val="13"/>
@@ -11990,7 +11813,7 @@
     </w:p>
     <w:p>
       <w:pPr>
-        <w:pStyle w:val="DaftarParagraf"/>
+        <w:pStyle w:val="ListParagraph"/>
         <w:numPr>
           <w:ilvl w:val="0"/>
           <w:numId w:val="13"/>
@@ -12188,7 +12011,7 @@
     </w:p>
     <w:p>
       <w:pPr>
-        <w:pStyle w:val="DaftarParagraf"/>
+        <w:pStyle w:val="ListParagraph"/>
         <w:numPr>
           <w:ilvl w:val="0"/>
           <w:numId w:val="13"/>
@@ -12322,7 +12145,7 @@
     </w:p>
     <w:p>
       <w:pPr>
-        <w:pStyle w:val="DaftarParagraf"/>
+        <w:pStyle w:val="ListParagraph"/>
         <w:numPr>
           <w:ilvl w:val="0"/>
           <w:numId w:val="13"/>
@@ -12494,21 +12317,7 @@
         <w:rPr>
           <w:rFonts w:eastAsia="Bookman Old Style"/>
         </w:rPr>
-        <w:t xml:space="preserve"> </w:t>
-      </w:r>
-      <w:proofErr w:type="spellStart"/>
-      <w:r>
-        <w:rPr>
-          <w:rFonts w:eastAsia="Bookman Old Style"/>
-        </w:rPr>
-        <w:t>Tuhan</w:t>
-      </w:r>
-      <w:proofErr w:type="spellEnd"/>
-      <w:r>
-        <w:rPr>
-          <w:rFonts w:eastAsia="Bookman Old Style"/>
-        </w:rPr>
-        <w:t xml:space="preserve"> Yang Maha Esa dan </w:t>
+        <w:t xml:space="preserve"> Tuhan Yang Maha Esa dan </w:t>
       </w:r>
       <w:proofErr w:type="spellStart"/>
       <w:r>
@@ -12632,7 +12441,7 @@
     </w:p>
     <w:p>
       <w:pPr>
-        <w:pStyle w:val="DaftarParagraf"/>
+        <w:pStyle w:val="ListParagraph"/>
         <w:numPr>
           <w:ilvl w:val="0"/>
           <w:numId w:val="13"/>
@@ -12735,7 +12544,7 @@
     </w:p>
     <w:p>
       <w:pPr>
-        <w:pStyle w:val="DaftarParagraf"/>
+        <w:pStyle w:val="ListParagraph"/>
         <w:numPr>
           <w:ilvl w:val="0"/>
           <w:numId w:val="13"/>
@@ -12879,7 +12688,7 @@
     </w:p>
     <w:p>
       <w:pPr>
-        <w:pStyle w:val="DaftarParagraf"/>
+        <w:pStyle w:val="ListParagraph"/>
         <w:numPr>
           <w:ilvl w:val="0"/>
           <w:numId w:val="13"/>
@@ -13456,7 +13265,6 @@
       <w:r>
         <w:t xml:space="preserve">  </w:t>
       </w:r>
-      <w:proofErr w:type="spellStart"/>
       <w:r>
         <w:rPr>
           <w:b/>
@@ -13464,7 +13272,6 @@
         </w:rPr>
         <w:t>Tujuan</w:t>
       </w:r>
-      <w:proofErr w:type="spellEnd"/>
       <w:proofErr w:type="gramEnd"/>
       <w:r>
         <w:rPr>
@@ -14360,23 +14167,7 @@
           <w:b/>
           <w:bCs/>
         </w:rPr>
-        <w:t xml:space="preserve"> Bersama </w:t>
-      </w:r>
-      <w:proofErr w:type="spellStart"/>
-      <w:r>
-        <w:rPr>
-          <w:b/>
-          <w:bCs/>
-        </w:rPr>
-        <w:t>Lagu</w:t>
-      </w:r>
-      <w:proofErr w:type="spellEnd"/>
-      <w:r>
-        <w:rPr>
-          <w:b/>
-          <w:bCs/>
-        </w:rPr>
-        <w:t xml:space="preserve"> "</w:t>
+        <w:t xml:space="preserve"> Bersama Lagu "</w:t>
       </w:r>
       <w:proofErr w:type="spellStart"/>
       <w:r>
@@ -14881,15 +14672,7 @@
       </w:r>
       <w:proofErr w:type="spellEnd"/>
       <w:r>
-        <w:t>", dan "</w:t>
-      </w:r>
-      <w:proofErr w:type="spellStart"/>
-      <w:r>
-        <w:t>Tidak</w:t>
-      </w:r>
-      <w:proofErr w:type="spellEnd"/>
-      <w:r>
-        <w:t xml:space="preserve"> </w:t>
+        <w:t xml:space="preserve">", dan "Tidak </w:t>
       </w:r>
       <w:proofErr w:type="spellStart"/>
       <w:r>
@@ -15047,7 +14830,7 @@
     </w:p>
     <w:p>
       <w:pPr>
-        <w:pStyle w:val="DaftarParagraf"/>
+        <w:pStyle w:val="ListParagraph"/>
         <w:numPr>
           <w:ilvl w:val="0"/>
           <w:numId w:val="14"/>
@@ -15134,7 +14917,7 @@
     </w:p>
     <w:p>
       <w:pPr>
-        <w:pStyle w:val="DaftarParagraf"/>
+        <w:pStyle w:val="ListParagraph"/>
         <w:numPr>
           <w:ilvl w:val="0"/>
           <w:numId w:val="14"/>
@@ -15213,7 +14996,7 @@
     </w:p>
     <w:p>
       <w:pPr>
-        <w:pStyle w:val="DaftarParagraf"/>
+        <w:pStyle w:val="ListParagraph"/>
         <w:numPr>
           <w:ilvl w:val="0"/>
           <w:numId w:val="14"/>
@@ -15308,7 +15091,7 @@
     </w:p>
     <w:p>
       <w:pPr>
-        <w:pStyle w:val="DaftarParagraf"/>
+        <w:pStyle w:val="ListParagraph"/>
         <w:numPr>
           <w:ilvl w:val="0"/>
           <w:numId w:val="14"/>
@@ -15435,7 +15218,7 @@
     </w:p>
     <w:p>
       <w:pPr>
-        <w:pStyle w:val="DaftarParagraf"/>
+        <w:pStyle w:val="ListParagraph"/>
         <w:numPr>
           <w:ilvl w:val="0"/>
           <w:numId w:val="14"/>
@@ -15541,15 +15324,7 @@
       </w:r>
       <w:proofErr w:type="spellEnd"/>
       <w:r>
-        <w:t xml:space="preserve"> </w:t>
-      </w:r>
-      <w:proofErr w:type="spellStart"/>
-      <w:r>
-        <w:t>Tuhan</w:t>
-      </w:r>
-      <w:proofErr w:type="spellEnd"/>
-      <w:r>
-        <w:t xml:space="preserve"> Yang Maha Esa</w:t>
+        <w:t xml:space="preserve"> Tuhan Yang Maha Esa</w:t>
       </w:r>
     </w:p>
     <w:p>
@@ -15583,7 +15358,7 @@
     </w:p>
     <w:p>
       <w:pPr>
-        <w:pStyle w:val="DaftarParagraf"/>
+        <w:pStyle w:val="ListParagraph"/>
         <w:numPr>
           <w:ilvl w:val="0"/>
           <w:numId w:val="1"/>
@@ -15697,7 +15472,7 @@
     </w:p>
     <w:p>
       <w:pPr>
-        <w:pStyle w:val="DaftarParagraf"/>
+        <w:pStyle w:val="ListParagraph"/>
         <w:numPr>
           <w:ilvl w:val="0"/>
           <w:numId w:val="1"/>
@@ -15847,7 +15622,7 @@
     </w:p>
     <w:p>
       <w:pPr>
-        <w:pStyle w:val="DaftarParagraf"/>
+        <w:pStyle w:val="ListParagraph"/>
         <w:numPr>
           <w:ilvl w:val="0"/>
           <w:numId w:val="1"/>
@@ -16104,7 +15879,7 @@
     </w:p>
     <w:p>
       <w:pPr>
-        <w:pStyle w:val="DaftarParagraf"/>
+        <w:pStyle w:val="ListParagraph"/>
         <w:numPr>
           <w:ilvl w:val="0"/>
           <w:numId w:val="15"/>
@@ -16196,7 +15971,7 @@
     </w:p>
     <w:p>
       <w:pPr>
-        <w:pStyle w:val="DaftarParagraf"/>
+        <w:pStyle w:val="ListParagraph"/>
         <w:numPr>
           <w:ilvl w:val="0"/>
           <w:numId w:val="15"/>
@@ -16394,7 +16169,7 @@
     </w:p>
     <w:p>
       <w:pPr>
-        <w:pStyle w:val="DaftarParagraf"/>
+        <w:pStyle w:val="ListParagraph"/>
         <w:numPr>
           <w:ilvl w:val="0"/>
           <w:numId w:val="15"/>
@@ -16528,7 +16303,7 @@
     </w:p>
     <w:p>
       <w:pPr>
-        <w:pStyle w:val="DaftarParagraf"/>
+        <w:pStyle w:val="ListParagraph"/>
         <w:numPr>
           <w:ilvl w:val="0"/>
           <w:numId w:val="15"/>
@@ -16700,21 +16475,7 @@
         <w:rPr>
           <w:rFonts w:eastAsia="Bookman Old Style"/>
         </w:rPr>
-        <w:t xml:space="preserve"> </w:t>
-      </w:r>
-      <w:proofErr w:type="spellStart"/>
-      <w:r>
-        <w:rPr>
-          <w:rFonts w:eastAsia="Bookman Old Style"/>
-        </w:rPr>
-        <w:t>Tuhan</w:t>
-      </w:r>
-      <w:proofErr w:type="spellEnd"/>
-      <w:r>
-        <w:rPr>
-          <w:rFonts w:eastAsia="Bookman Old Style"/>
-        </w:rPr>
-        <w:t xml:space="preserve"> Yang Maha Esa dan </w:t>
+        <w:t xml:space="preserve"> Tuhan Yang Maha Esa dan </w:t>
       </w:r>
       <w:proofErr w:type="spellStart"/>
       <w:r>
@@ -16838,7 +16599,7 @@
     </w:p>
     <w:p>
       <w:pPr>
-        <w:pStyle w:val="DaftarParagraf"/>
+        <w:pStyle w:val="ListParagraph"/>
         <w:numPr>
           <w:ilvl w:val="0"/>
           <w:numId w:val="15"/>
@@ -16941,7 +16702,7 @@
     </w:p>
     <w:p>
       <w:pPr>
-        <w:pStyle w:val="DaftarParagraf"/>
+        <w:pStyle w:val="ListParagraph"/>
         <w:numPr>
           <w:ilvl w:val="0"/>
           <w:numId w:val="15"/>
@@ -17085,7 +16846,7 @@
     </w:p>
     <w:p>
       <w:pPr>
-        <w:pStyle w:val="DaftarParagraf"/>
+        <w:pStyle w:val="ListParagraph"/>
         <w:numPr>
           <w:ilvl w:val="0"/>
           <w:numId w:val="15"/>
@@ -17286,7 +17047,7 @@
     </w:p>
     <w:p>
       <w:pPr>
-        <w:pStyle w:val="DaftarParagraf"/>
+        <w:pStyle w:val="ListParagraph"/>
         <w:numPr>
           <w:ilvl w:val="0"/>
           <w:numId w:val="16"/>
@@ -17512,20 +17273,12 @@
       </w:r>
       <w:proofErr w:type="spellEnd"/>
       <w:r>
-        <w:t xml:space="preserve"> </w:t>
-      </w:r>
-      <w:proofErr w:type="spellStart"/>
-      <w:r>
-        <w:t>nama</w:t>
-      </w:r>
-      <w:proofErr w:type="spellEnd"/>
-      <w:r>
-        <w:t>.</w:t>
-      </w:r>
-    </w:p>
-    <w:p>
-      <w:pPr>
-        <w:pStyle w:val="DaftarParagraf"/>
+        <w:t xml:space="preserve"> nama.</w:t>
+      </w:r>
+    </w:p>
+    <w:p>
+      <w:pPr>
+        <w:pStyle w:val="ListParagraph"/>
         <w:numPr>
           <w:ilvl w:val="0"/>
           <w:numId w:val="16"/>
@@ -17692,7 +17445,7 @@
     </w:p>
     <w:p>
       <w:pPr>
-        <w:pStyle w:val="DaftarParagraf"/>
+        <w:pStyle w:val="ListParagraph"/>
         <w:numPr>
           <w:ilvl w:val="0"/>
           <w:numId w:val="16"/>
@@ -17835,7 +17588,7 @@
     </w:p>
     <w:p>
       <w:pPr>
-        <w:pStyle w:val="DaftarParagraf"/>
+        <w:pStyle w:val="ListParagraph"/>
         <w:numPr>
           <w:ilvl w:val="0"/>
           <w:numId w:val="16"/>
@@ -17890,7 +17643,7 @@
     </w:p>
     <w:p>
       <w:pPr>
-        <w:pStyle w:val="DaftarParagraf"/>
+        <w:pStyle w:val="ListParagraph"/>
         <w:numPr>
           <w:ilvl w:val="0"/>
           <w:numId w:val="16"/>
@@ -17953,7 +17706,7 @@
     </w:p>
     <w:p>
       <w:pPr>
-        <w:pStyle w:val="DaftarParagraf"/>
+        <w:pStyle w:val="ListParagraph"/>
         <w:numPr>
           <w:ilvl w:val="0"/>
           <w:numId w:val="16"/>
@@ -18029,7 +17782,7 @@
     </w:p>
     <w:p>
       <w:pPr>
-        <w:pStyle w:val="DaftarParagraf"/>
+        <w:pStyle w:val="ListParagraph"/>
         <w:numPr>
           <w:ilvl w:val="0"/>
           <w:numId w:val="16"/>
@@ -18108,7 +17861,7 @@
     </w:p>
     <w:p>
       <w:pPr>
-        <w:pStyle w:val="DaftarParagraf"/>
+        <w:pStyle w:val="ListParagraph"/>
         <w:numPr>
           <w:ilvl w:val="0"/>
           <w:numId w:val="16"/>
@@ -18238,7 +17991,7 @@
     </w:p>
     <w:p>
       <w:pPr>
-        <w:pStyle w:val="DaftarParagraf"/>
+        <w:pStyle w:val="ListParagraph"/>
         <w:numPr>
           <w:ilvl w:val="0"/>
           <w:numId w:val="1"/>
@@ -18352,7 +18105,7 @@
     </w:p>
     <w:p>
       <w:pPr>
-        <w:pStyle w:val="DaftarParagraf"/>
+        <w:pStyle w:val="ListParagraph"/>
         <w:numPr>
           <w:ilvl w:val="0"/>
           <w:numId w:val="1"/>
@@ -18502,7 +18255,7 @@
     </w:p>
     <w:p>
       <w:pPr>
-        <w:pStyle w:val="DaftarParagraf"/>
+        <w:pStyle w:val="ListParagraph"/>
         <w:numPr>
           <w:ilvl w:val="0"/>
           <w:numId w:val="1"/>
@@ -18829,7 +18582,7 @@
     </w:p>
     <w:p>
       <w:pPr>
-        <w:pStyle w:val="DaftarParagraf"/>
+        <w:pStyle w:val="ListParagraph"/>
         <w:numPr>
           <w:ilvl w:val="0"/>
           <w:numId w:val="25"/>
@@ -18920,7 +18673,7 @@
     </w:p>
     <w:p>
       <w:pPr>
-        <w:pStyle w:val="DaftarParagraf"/>
+        <w:pStyle w:val="ListParagraph"/>
         <w:numPr>
           <w:ilvl w:val="0"/>
           <w:numId w:val="25"/>
@@ -19117,7 +18870,7 @@
     </w:p>
     <w:p>
       <w:pPr>
-        <w:pStyle w:val="DaftarParagraf"/>
+        <w:pStyle w:val="ListParagraph"/>
         <w:numPr>
           <w:ilvl w:val="0"/>
           <w:numId w:val="25"/>
@@ -19250,7 +19003,7 @@
     </w:p>
     <w:p>
       <w:pPr>
-        <w:pStyle w:val="DaftarParagraf"/>
+        <w:pStyle w:val="ListParagraph"/>
         <w:numPr>
           <w:ilvl w:val="0"/>
           <w:numId w:val="25"/>
@@ -19421,21 +19174,7 @@
         <w:rPr>
           <w:rFonts w:eastAsia="Bookman Old Style"/>
         </w:rPr>
-        <w:t xml:space="preserve"> </w:t>
-      </w:r>
-      <w:proofErr w:type="spellStart"/>
-      <w:r>
-        <w:rPr>
-          <w:rFonts w:eastAsia="Bookman Old Style"/>
-        </w:rPr>
-        <w:t>Tuhan</w:t>
-      </w:r>
-      <w:proofErr w:type="spellEnd"/>
-      <w:r>
-        <w:rPr>
-          <w:rFonts w:eastAsia="Bookman Old Style"/>
-        </w:rPr>
-        <w:t xml:space="preserve"> Yang Maha Esa dan </w:t>
+        <w:t xml:space="preserve"> Tuhan Yang Maha Esa dan </w:t>
       </w:r>
       <w:proofErr w:type="spellStart"/>
       <w:r>
@@ -19559,7 +19298,7 @@
     </w:p>
     <w:p>
       <w:pPr>
-        <w:pStyle w:val="DaftarParagraf"/>
+        <w:pStyle w:val="ListParagraph"/>
         <w:numPr>
           <w:ilvl w:val="0"/>
           <w:numId w:val="25"/>
@@ -19661,7 +19400,7 @@
     </w:p>
     <w:p>
       <w:pPr>
-        <w:pStyle w:val="DaftarParagraf"/>
+        <w:pStyle w:val="ListParagraph"/>
         <w:numPr>
           <w:ilvl w:val="0"/>
           <w:numId w:val="25"/>
@@ -19804,7 +19543,7 @@
     </w:p>
     <w:p>
       <w:pPr>
-        <w:pStyle w:val="DaftarParagraf"/>
+        <w:pStyle w:val="ListParagraph"/>
         <w:numPr>
           <w:ilvl w:val="0"/>
           <w:numId w:val="25"/>
@@ -20058,15 +19797,7 @@
       </w:r>
       <w:proofErr w:type="spellEnd"/>
       <w:r>
-        <w:t>: "</w:t>
-      </w:r>
-      <w:proofErr w:type="spellStart"/>
-      <w:r>
-        <w:t>Selamat</w:t>
-      </w:r>
-      <w:proofErr w:type="spellEnd"/>
-      <w:r>
-        <w:t xml:space="preserve"> </w:t>
+        <w:t xml:space="preserve">: "Selamat </w:t>
       </w:r>
       <w:proofErr w:type="spellStart"/>
       <w:r>
@@ -20258,15 +19989,7 @@
       </w:r>
       <w:proofErr w:type="spellEnd"/>
       <w:r>
-        <w:t xml:space="preserve">? </w:t>
-      </w:r>
-      <w:proofErr w:type="spellStart"/>
-      <w:r>
-        <w:t>Apa</w:t>
-      </w:r>
-      <w:proofErr w:type="spellEnd"/>
-      <w:r>
-        <w:t xml:space="preserve"> kalian </w:t>
+        <w:t xml:space="preserve">? Apa kalian </w:t>
       </w:r>
       <w:proofErr w:type="spellStart"/>
       <w:r>
@@ -20415,7 +20138,6 @@
       <w:r>
         <w:t xml:space="preserve">  </w:t>
       </w:r>
-      <w:proofErr w:type="spellStart"/>
       <w:r>
         <w:rPr>
           <w:b/>
@@ -20423,7 +20145,6 @@
         </w:rPr>
         <w:t>Tujuan</w:t>
       </w:r>
-      <w:proofErr w:type="spellEnd"/>
       <w:proofErr w:type="gramEnd"/>
       <w:r>
         <w:rPr>
@@ -20725,15 +20446,15 @@
           <w:b/>
           <w:bCs/>
         </w:rPr>
-        <w:t xml:space="preserve"> </w:t>
-      </w:r>
-      <w:proofErr w:type="spellStart"/>
-      <w:r>
-        <w:rPr>
-          <w:b/>
-          <w:bCs/>
-        </w:rPr>
-        <w:t>Teman-Temanku</w:t>
+        <w:t xml:space="preserve"> Teman-</w:t>
+      </w:r>
+      <w:proofErr w:type="spellStart"/>
+      <w:r>
+        <w:rPr>
+          <w:b/>
+          <w:bCs/>
+        </w:rPr>
+        <w:t>Temanku</w:t>
       </w:r>
       <w:proofErr w:type="spellEnd"/>
       <w:r>
@@ -20804,15 +20525,7 @@
       </w:r>
       <w:proofErr w:type="spellEnd"/>
       <w:r>
-        <w:t xml:space="preserve"> </w:t>
-      </w:r>
-      <w:proofErr w:type="spellStart"/>
-      <w:r>
-        <w:t>nama</w:t>
-      </w:r>
-      <w:proofErr w:type="spellEnd"/>
-      <w:r>
-        <w:t xml:space="preserve"> dan </w:t>
+        <w:t xml:space="preserve"> nama dan </w:t>
       </w:r>
       <w:proofErr w:type="spellStart"/>
       <w:r>
@@ -21716,23 +21429,7 @@
           <w:b/>
           <w:bCs/>
         </w:rPr>
-        <w:t xml:space="preserve"> Bersama: </w:t>
-      </w:r>
-      <w:proofErr w:type="spellStart"/>
-      <w:r>
-        <w:rPr>
-          <w:b/>
-          <w:bCs/>
-        </w:rPr>
-        <w:t>Lagu</w:t>
-      </w:r>
-      <w:proofErr w:type="spellEnd"/>
-      <w:r>
-        <w:rPr>
-          <w:b/>
-          <w:bCs/>
-        </w:rPr>
-        <w:t xml:space="preserve"> </w:t>
+        <w:t xml:space="preserve"> Bersama: Lagu </w:t>
       </w:r>
       <w:proofErr w:type="spellStart"/>
       <w:r>
@@ -21856,15 +21553,7 @@
       </w:r>
       <w:proofErr w:type="spellEnd"/>
       <w:r>
-        <w:t xml:space="preserve"> </w:t>
-      </w:r>
-      <w:proofErr w:type="spellStart"/>
-      <w:r>
-        <w:t>Teman</w:t>
-      </w:r>
-      <w:proofErr w:type="spellEnd"/>
-      <w:r>
-        <w:t xml:space="preserve">, </w:t>
+        <w:t xml:space="preserve"> Teman, </w:t>
       </w:r>
       <w:proofErr w:type="spellStart"/>
       <w:r>
@@ -22393,7 +22082,7 @@
     </w:p>
     <w:p>
       <w:pPr>
-        <w:pStyle w:val="DaftarParagraf"/>
+        <w:pStyle w:val="ListParagraph"/>
         <w:numPr>
           <w:ilvl w:val="0"/>
           <w:numId w:val="26"/>
@@ -22576,7 +22265,7 @@
     </w:p>
     <w:p>
       <w:pPr>
-        <w:pStyle w:val="DaftarParagraf"/>
+        <w:pStyle w:val="ListParagraph"/>
         <w:numPr>
           <w:ilvl w:val="0"/>
           <w:numId w:val="26"/>
@@ -22751,7 +22440,7 @@
     </w:p>
     <w:p>
       <w:pPr>
-        <w:pStyle w:val="DaftarParagraf"/>
+        <w:pStyle w:val="ListParagraph"/>
         <w:numPr>
           <w:ilvl w:val="0"/>
           <w:numId w:val="26"/>
@@ -22859,7 +22548,7 @@
     </w:p>
     <w:p>
       <w:pPr>
-        <w:pStyle w:val="DaftarParagraf"/>
+        <w:pStyle w:val="ListParagraph"/>
         <w:numPr>
           <w:ilvl w:val="0"/>
           <w:numId w:val="26"/>
@@ -22964,7 +22653,7 @@
     </w:p>
     <w:p>
       <w:pPr>
-        <w:pStyle w:val="DaftarParagraf"/>
+        <w:pStyle w:val="ListParagraph"/>
         <w:numPr>
           <w:ilvl w:val="0"/>
           <w:numId w:val="26"/>
@@ -23167,7 +22856,7 @@
     </w:p>
     <w:p>
       <w:pPr>
-        <w:pStyle w:val="DaftarParagraf"/>
+        <w:pStyle w:val="ListParagraph"/>
         <w:numPr>
           <w:ilvl w:val="0"/>
           <w:numId w:val="26"/>
@@ -23351,21 +23040,7 @@
         <w:rPr>
           <w:rFonts w:eastAsia="Bookman Old Style"/>
         </w:rPr>
-        <w:t xml:space="preserve"> </w:t>
-      </w:r>
-      <w:proofErr w:type="spellStart"/>
-      <w:r>
-        <w:rPr>
-          <w:rFonts w:eastAsia="Bookman Old Style"/>
-        </w:rPr>
-        <w:t>nama</w:t>
-      </w:r>
-      <w:proofErr w:type="spellEnd"/>
-      <w:r>
-        <w:rPr>
-          <w:rFonts w:eastAsia="Bookman Old Style"/>
-        </w:rPr>
-        <w:t xml:space="preserve">, </w:t>
+        <w:t xml:space="preserve"> nama, </w:t>
       </w:r>
       <w:proofErr w:type="spellStart"/>
       <w:r>
@@ -23440,7 +23115,7 @@
     </w:p>
     <w:p>
       <w:pPr>
-        <w:pStyle w:val="DaftarParagraf"/>
+        <w:pStyle w:val="ListParagraph"/>
         <w:numPr>
           <w:ilvl w:val="0"/>
           <w:numId w:val="26"/>
@@ -23651,7 +23326,7 @@
     </w:p>
     <w:p>
       <w:pPr>
-        <w:pStyle w:val="DaftarParagraf"/>
+        <w:pStyle w:val="ListParagraph"/>
         <w:numPr>
           <w:ilvl w:val="0"/>
           <w:numId w:val="26"/>
@@ -23840,7 +23515,7 @@
     </w:p>
     <w:p>
       <w:pPr>
-        <w:pStyle w:val="DaftarParagraf"/>
+        <w:pStyle w:val="ListParagraph"/>
         <w:numPr>
           <w:ilvl w:val="0"/>
           <w:numId w:val="26"/>
@@ -24015,7 +23690,7 @@
     </w:p>
     <w:p>
       <w:pPr>
-        <w:pStyle w:val="DaftarParagraf"/>
+        <w:pStyle w:val="ListParagraph"/>
         <w:numPr>
           <w:ilvl w:val="0"/>
           <w:numId w:val="26"/>
@@ -24190,7 +23865,7 @@
     </w:p>
     <w:p>
       <w:pPr>
-        <w:pStyle w:val="DaftarParagraf"/>
+        <w:pStyle w:val="ListParagraph"/>
         <w:spacing w:before="60" w:after="60"/>
         <w:ind w:left="786"/>
         <w:jc w:val="both"/>
@@ -24219,7 +23894,7 @@
     </w:p>
     <w:p>
       <w:pPr>
-        <w:pStyle w:val="DaftarParagraf"/>
+        <w:pStyle w:val="ListParagraph"/>
         <w:numPr>
           <w:ilvl w:val="0"/>
           <w:numId w:val="1"/>
@@ -24333,7 +24008,7 @@
     </w:p>
     <w:p>
       <w:pPr>
-        <w:pStyle w:val="DaftarParagraf"/>
+        <w:pStyle w:val="ListParagraph"/>
         <w:numPr>
           <w:ilvl w:val="0"/>
           <w:numId w:val="1"/>
@@ -24484,7 +24159,7 @@
     </w:p>
     <w:p>
       <w:pPr>
-        <w:pStyle w:val="DaftarParagraf"/>
+        <w:pStyle w:val="ListParagraph"/>
         <w:numPr>
           <w:ilvl w:val="0"/>
           <w:numId w:val="1"/>
@@ -24734,7 +24409,7 @@
     </w:p>
     <w:p>
       <w:pPr>
-        <w:pStyle w:val="DaftarParagraf"/>
+        <w:pStyle w:val="ListParagraph"/>
         <w:numPr>
           <w:ilvl w:val="0"/>
           <w:numId w:val="30"/>
@@ -24826,7 +24501,7 @@
     </w:p>
     <w:p>
       <w:pPr>
-        <w:pStyle w:val="DaftarParagraf"/>
+        <w:pStyle w:val="ListParagraph"/>
         <w:numPr>
           <w:ilvl w:val="0"/>
           <w:numId w:val="30"/>
@@ -25024,7 +24699,7 @@
     </w:p>
     <w:p>
       <w:pPr>
-        <w:pStyle w:val="DaftarParagraf"/>
+        <w:pStyle w:val="ListParagraph"/>
         <w:numPr>
           <w:ilvl w:val="0"/>
           <w:numId w:val="30"/>
@@ -25158,7 +24833,7 @@
     </w:p>
     <w:p>
       <w:pPr>
-        <w:pStyle w:val="DaftarParagraf"/>
+        <w:pStyle w:val="ListParagraph"/>
         <w:numPr>
           <w:ilvl w:val="0"/>
           <w:numId w:val="30"/>
@@ -25330,21 +25005,7 @@
         <w:rPr>
           <w:rFonts w:eastAsia="Bookman Old Style"/>
         </w:rPr>
-        <w:t xml:space="preserve"> </w:t>
-      </w:r>
-      <w:proofErr w:type="spellStart"/>
-      <w:r>
-        <w:rPr>
-          <w:rFonts w:eastAsia="Bookman Old Style"/>
-        </w:rPr>
-        <w:t>Tuhan</w:t>
-      </w:r>
-      <w:proofErr w:type="spellEnd"/>
-      <w:r>
-        <w:rPr>
-          <w:rFonts w:eastAsia="Bookman Old Style"/>
-        </w:rPr>
-        <w:t xml:space="preserve"> Yang Maha Esa dan </w:t>
+        <w:t xml:space="preserve"> Tuhan Yang Maha Esa dan </w:t>
       </w:r>
       <w:proofErr w:type="spellStart"/>
       <w:r>
@@ -25468,7 +25129,7 @@
     </w:p>
     <w:p>
       <w:pPr>
-        <w:pStyle w:val="DaftarParagraf"/>
+        <w:pStyle w:val="ListParagraph"/>
         <w:numPr>
           <w:ilvl w:val="0"/>
           <w:numId w:val="30"/>
@@ -25571,7 +25232,7 @@
     </w:p>
     <w:p>
       <w:pPr>
-        <w:pStyle w:val="DaftarParagraf"/>
+        <w:pStyle w:val="ListParagraph"/>
         <w:numPr>
           <w:ilvl w:val="0"/>
           <w:numId w:val="30"/>
@@ -25715,7 +25376,7 @@
     </w:p>
     <w:p>
       <w:pPr>
-        <w:pStyle w:val="DaftarParagraf"/>
+        <w:pStyle w:val="ListParagraph"/>
         <w:numPr>
           <w:ilvl w:val="0"/>
           <w:numId w:val="30"/>
@@ -25911,7 +25572,7 @@
       </w:r>
       <w:r>
         <w:rPr>
-          <w:rStyle w:val="Kuat"/>
+          <w:rStyle w:val="Strong"/>
           <w:rFonts w:eastAsiaTheme="majorEastAsia"/>
         </w:rPr>
         <w:t>Ice</w:t>
@@ -25919,7 +25580,7 @@
       <w:proofErr w:type="gramEnd"/>
       <w:r>
         <w:rPr>
-          <w:rStyle w:val="Kuat"/>
+          <w:rStyle w:val="Strong"/>
           <w:rFonts w:eastAsiaTheme="majorEastAsia"/>
         </w:rPr>
         <w:t xml:space="preserve"> Breaker</w:t>
@@ -26149,7 +25810,7 @@
       <w:proofErr w:type="spellStart"/>
       <w:r>
         <w:rPr>
-          <w:rStyle w:val="Kuat"/>
+          <w:rStyle w:val="Strong"/>
           <w:rFonts w:eastAsiaTheme="majorEastAsia"/>
         </w:rPr>
         <w:t>Apersepsi</w:t>
@@ -26245,15 +25906,7 @@
       </w:r>
       <w:proofErr w:type="spellEnd"/>
       <w:r>
-        <w:t>, "</w:t>
-      </w:r>
-      <w:proofErr w:type="spellStart"/>
-      <w:r>
-        <w:t>Apa</w:t>
-      </w:r>
-      <w:proofErr w:type="spellEnd"/>
-      <w:r>
-        <w:t xml:space="preserve"> yang kalian </w:t>
+        <w:t xml:space="preserve">, "Apa yang kalian </w:t>
       </w:r>
       <w:proofErr w:type="spellStart"/>
       <w:r>
@@ -26319,19 +25972,17 @@
       <w:r>
         <w:t xml:space="preserve">  </w:t>
       </w:r>
-      <w:proofErr w:type="spellStart"/>
-      <w:r>
-        <w:rPr>
-          <w:rStyle w:val="Kuat"/>
+      <w:r>
+        <w:rPr>
+          <w:rStyle w:val="Strong"/>
           <w:rFonts w:eastAsiaTheme="majorEastAsia"/>
         </w:rPr>
         <w:t>Tujuan</w:t>
       </w:r>
-      <w:proofErr w:type="spellEnd"/>
       <w:proofErr w:type="gramEnd"/>
       <w:r>
         <w:rPr>
-          <w:rStyle w:val="Kuat"/>
+          <w:rStyle w:val="Strong"/>
           <w:rFonts w:eastAsiaTheme="majorEastAsia"/>
         </w:rPr>
         <w:t xml:space="preserve"> </w:t>
@@ -26339,7 +25990,7 @@
       <w:proofErr w:type="spellStart"/>
       <w:r>
         <w:rPr>
-          <w:rStyle w:val="Kuat"/>
+          <w:rStyle w:val="Strong"/>
           <w:rFonts w:eastAsiaTheme="majorEastAsia"/>
         </w:rPr>
         <w:t>Pembelajaran</w:t>
@@ -27187,23 +26838,7 @@
           <w:b/>
           <w:bCs/>
         </w:rPr>
-        <w:t xml:space="preserve"> </w:t>
-      </w:r>
-      <w:proofErr w:type="spellStart"/>
-      <w:r>
-        <w:rPr>
-          <w:b/>
-          <w:bCs/>
-        </w:rPr>
-        <w:t>Pasangan</w:t>
-      </w:r>
-      <w:proofErr w:type="spellEnd"/>
-      <w:r>
-        <w:rPr>
-          <w:b/>
-          <w:bCs/>
-        </w:rPr>
-        <w:t>"</w:t>
+        <w:t xml:space="preserve"> Pasangan"</w:t>
       </w:r>
       <w:r>
         <w:t>.</w:t>
@@ -27342,15 +26977,7 @@
       </w:r>
       <w:proofErr w:type="spellEnd"/>
       <w:r>
-        <w:t xml:space="preserve"> </w:t>
-      </w:r>
-      <w:proofErr w:type="spellStart"/>
-      <w:r>
-        <w:t>nama</w:t>
-      </w:r>
-      <w:proofErr w:type="spellEnd"/>
-      <w:r>
-        <w:t xml:space="preserve"> dan </w:t>
+        <w:t xml:space="preserve"> nama dan </w:t>
       </w:r>
       <w:proofErr w:type="spellStart"/>
       <w:r>
@@ -27362,15 +26989,7 @@
       </w:r>
       <w:r>
         <w:br/>
-        <w:t xml:space="preserve">c. </w:t>
-      </w:r>
-      <w:proofErr w:type="spellStart"/>
-      <w:r>
-        <w:t>Mereka</w:t>
-      </w:r>
-      <w:proofErr w:type="spellEnd"/>
-      <w:r>
-        <w:t xml:space="preserve"> </w:t>
+        <w:t xml:space="preserve">c. Mereka </w:t>
       </w:r>
       <w:proofErr w:type="spellStart"/>
       <w:r>
@@ -28016,7 +27635,7 @@
     </w:p>
     <w:p>
       <w:pPr>
-        <w:pStyle w:val="DaftarParagraf"/>
+        <w:pStyle w:val="ListParagraph"/>
         <w:numPr>
           <w:ilvl w:val="0"/>
           <w:numId w:val="31"/>
@@ -28132,7 +27751,7 @@
     </w:p>
     <w:p>
       <w:pPr>
-        <w:pStyle w:val="DaftarParagraf"/>
+        <w:pStyle w:val="ListParagraph"/>
         <w:numPr>
           <w:ilvl w:val="0"/>
           <w:numId w:val="31"/>
@@ -28326,15 +27945,7 @@
       </w:r>
       <w:proofErr w:type="spellEnd"/>
       <w:r>
-        <w:t xml:space="preserve"> </w:t>
-      </w:r>
-      <w:proofErr w:type="spellStart"/>
-      <w:r>
-        <w:t>Tuhan</w:t>
-      </w:r>
-      <w:proofErr w:type="spellEnd"/>
-      <w:r>
-        <w:t xml:space="preserve"> YME, </w:t>
+        <w:t xml:space="preserve"> Tuhan YME, </w:t>
       </w:r>
       <w:proofErr w:type="spellStart"/>
       <w:r>
@@ -28408,7 +28019,7 @@
     </w:p>
     <w:p>
       <w:pPr>
-        <w:pStyle w:val="DaftarParagraf"/>
+        <w:pStyle w:val="ListParagraph"/>
         <w:numPr>
           <w:ilvl w:val="0"/>
           <w:numId w:val="31"/>
@@ -28615,7 +28226,7 @@
     </w:p>
     <w:p>
       <w:pPr>
-        <w:pStyle w:val="DaftarParagraf"/>
+        <w:pStyle w:val="ListParagraph"/>
         <w:numPr>
           <w:ilvl w:val="0"/>
           <w:numId w:val="31"/>
@@ -28902,7 +28513,7 @@
     </w:p>
     <w:p>
       <w:pPr>
-        <w:pStyle w:val="DaftarParagraf"/>
+        <w:pStyle w:val="ListParagraph"/>
         <w:numPr>
           <w:ilvl w:val="0"/>
           <w:numId w:val="31"/>
@@ -28989,7 +28600,7 @@
     </w:p>
     <w:p>
       <w:pPr>
-        <w:pStyle w:val="DaftarParagraf"/>
+        <w:pStyle w:val="ListParagraph"/>
         <w:numPr>
           <w:ilvl w:val="0"/>
           <w:numId w:val="31"/>
@@ -29068,7 +28679,7 @@
     </w:p>
     <w:p>
       <w:pPr>
-        <w:pStyle w:val="DaftarParagraf"/>
+        <w:pStyle w:val="ListParagraph"/>
         <w:numPr>
           <w:ilvl w:val="0"/>
           <w:numId w:val="31"/>
@@ -29160,7 +28771,7 @@
     </w:p>
     <w:p>
       <w:pPr>
-        <w:pStyle w:val="DaftarParagraf"/>
+        <w:pStyle w:val="ListParagraph"/>
         <w:numPr>
           <w:ilvl w:val="0"/>
           <w:numId w:val="31"/>
@@ -29284,7 +28895,7 @@
     </w:p>
     <w:p>
       <w:pPr>
-        <w:pStyle w:val="DaftarParagraf"/>
+        <w:pStyle w:val="ListParagraph"/>
         <w:numPr>
           <w:ilvl w:val="0"/>
           <w:numId w:val="31"/>
@@ -29390,20 +29001,12 @@
       </w:r>
       <w:proofErr w:type="spellEnd"/>
       <w:r>
-        <w:t xml:space="preserve"> </w:t>
-      </w:r>
-      <w:proofErr w:type="spellStart"/>
-      <w:r>
-        <w:t>Tuhan</w:t>
-      </w:r>
-      <w:proofErr w:type="spellEnd"/>
-      <w:r>
-        <w:t xml:space="preserve"> Yang Maha Esa.</w:t>
-      </w:r>
-    </w:p>
-    <w:p>
-      <w:pPr>
-        <w:pStyle w:val="DaftarParagraf"/>
+        <w:t xml:space="preserve"> Tuhan Yang Maha Esa.</w:t>
+      </w:r>
+    </w:p>
+    <w:p>
+      <w:pPr>
+        <w:pStyle w:val="ListParagraph"/>
         <w:numPr>
           <w:ilvl w:val="0"/>
           <w:numId w:val="31"/>
@@ -29562,7 +29165,7 @@
     </w:p>
     <w:p>
       <w:pPr>
-        <w:pStyle w:val="DaftarParagraf"/>
+        <w:pStyle w:val="ListParagraph"/>
         <w:numPr>
           <w:ilvl w:val="0"/>
           <w:numId w:val="31"/>
@@ -29612,15 +29215,7 @@
       </w:r>
       <w:proofErr w:type="spellEnd"/>
       <w:r>
-        <w:t xml:space="preserve"> </w:t>
-      </w:r>
-      <w:proofErr w:type="spellStart"/>
-      <w:r>
-        <w:t>nama</w:t>
-      </w:r>
-      <w:proofErr w:type="spellEnd"/>
-      <w:r>
-        <w:t xml:space="preserve"> </w:t>
+        <w:t xml:space="preserve"> nama </w:t>
       </w:r>
       <w:proofErr w:type="spellStart"/>
       <w:r>
@@ -29665,7 +29260,7 @@
     </w:p>
     <w:p>
       <w:pPr>
-        <w:pStyle w:val="DaftarParagraf"/>
+        <w:pStyle w:val="ListParagraph"/>
         <w:numPr>
           <w:ilvl w:val="0"/>
           <w:numId w:val="31"/>
@@ -29731,15 +29326,7 @@
       </w:r>
       <w:proofErr w:type="spellEnd"/>
       <w:r>
-        <w:t xml:space="preserve"> </w:t>
-      </w:r>
-      <w:proofErr w:type="spellStart"/>
-      <w:r>
-        <w:t>nama</w:t>
-      </w:r>
-      <w:proofErr w:type="spellEnd"/>
-      <w:r>
-        <w:t xml:space="preserve"> </w:t>
+        <w:t xml:space="preserve"> nama </w:t>
       </w:r>
       <w:proofErr w:type="spellStart"/>
       <w:r>
@@ -29776,7 +29363,7 @@
     </w:p>
     <w:p>
       <w:pPr>
-        <w:pStyle w:val="DaftarParagraf"/>
+        <w:pStyle w:val="ListParagraph"/>
         <w:numPr>
           <w:ilvl w:val="0"/>
           <w:numId w:val="31"/>
@@ -29863,7 +29450,7 @@
     </w:p>
     <w:p>
       <w:pPr>
-        <w:pStyle w:val="DaftarParagraf"/>
+        <w:pStyle w:val="ListParagraph"/>
         <w:numPr>
           <w:ilvl w:val="0"/>
           <w:numId w:val="31"/>
@@ -29956,7 +29543,7 @@
     </w:p>
     <w:p>
       <w:pPr>
-        <w:pStyle w:val="DaftarParagraf"/>
+        <w:pStyle w:val="ListParagraph"/>
         <w:spacing w:before="60" w:after="60"/>
         <w:ind w:left="786"/>
         <w:jc w:val="both"/>
@@ -29968,7 +29555,7 @@
     </w:p>
     <w:p>
       <w:pPr>
-        <w:pStyle w:val="DaftarParagraf"/>
+        <w:pStyle w:val="ListParagraph"/>
         <w:spacing w:before="60" w:after="60"/>
         <w:ind w:left="786"/>
         <w:jc w:val="both"/>
@@ -29998,7 +29585,7 @@
     </w:p>
     <w:p>
       <w:pPr>
-        <w:pStyle w:val="DaftarParagraf"/>
+        <w:pStyle w:val="ListParagraph"/>
         <w:numPr>
           <w:ilvl w:val="0"/>
           <w:numId w:val="1"/>
@@ -30112,7 +29699,7 @@
     </w:p>
     <w:p>
       <w:pPr>
-        <w:pStyle w:val="DaftarParagraf"/>
+        <w:pStyle w:val="ListParagraph"/>
         <w:numPr>
           <w:ilvl w:val="0"/>
           <w:numId w:val="1"/>
@@ -30262,7 +29849,7 @@
     </w:p>
     <w:p>
       <w:pPr>
-        <w:pStyle w:val="DaftarParagraf"/>
+        <w:pStyle w:val="ListParagraph"/>
         <w:numPr>
           <w:ilvl w:val="0"/>
           <w:numId w:val="1"/>
@@ -30578,7 +30165,7 @@
     </w:p>
     <w:p>
       <w:pPr>
-        <w:pStyle w:val="DaftarParagraf"/>
+        <w:pStyle w:val="ListParagraph"/>
         <w:numPr>
           <w:ilvl w:val="0"/>
           <w:numId w:val="38"/>
@@ -30669,7 +30256,7 @@
     </w:p>
     <w:p>
       <w:pPr>
-        <w:pStyle w:val="DaftarParagraf"/>
+        <w:pStyle w:val="ListParagraph"/>
         <w:numPr>
           <w:ilvl w:val="0"/>
           <w:numId w:val="38"/>
@@ -30866,7 +30453,7 @@
     </w:p>
     <w:p>
       <w:pPr>
-        <w:pStyle w:val="DaftarParagraf"/>
+        <w:pStyle w:val="ListParagraph"/>
         <w:numPr>
           <w:ilvl w:val="0"/>
           <w:numId w:val="38"/>
@@ -30999,7 +30586,7 @@
     </w:p>
     <w:p>
       <w:pPr>
-        <w:pStyle w:val="DaftarParagraf"/>
+        <w:pStyle w:val="ListParagraph"/>
         <w:numPr>
           <w:ilvl w:val="0"/>
           <w:numId w:val="38"/>
@@ -31170,21 +30757,7 @@
         <w:rPr>
           <w:rFonts w:eastAsia="Bookman Old Style"/>
         </w:rPr>
-        <w:t xml:space="preserve"> </w:t>
-      </w:r>
-      <w:proofErr w:type="spellStart"/>
-      <w:r>
-        <w:rPr>
-          <w:rFonts w:eastAsia="Bookman Old Style"/>
-        </w:rPr>
-        <w:t>Tuhan</w:t>
-      </w:r>
-      <w:proofErr w:type="spellEnd"/>
-      <w:r>
-        <w:rPr>
-          <w:rFonts w:eastAsia="Bookman Old Style"/>
-        </w:rPr>
-        <w:t xml:space="preserve"> Yang Maha Esa dan </w:t>
+        <w:t xml:space="preserve"> Tuhan Yang Maha Esa dan </w:t>
       </w:r>
       <w:proofErr w:type="spellStart"/>
       <w:r>
@@ -31308,7 +30881,7 @@
     </w:p>
     <w:p>
       <w:pPr>
-        <w:pStyle w:val="DaftarParagraf"/>
+        <w:pStyle w:val="ListParagraph"/>
         <w:numPr>
           <w:ilvl w:val="0"/>
           <w:numId w:val="38"/>
@@ -31410,7 +30983,7 @@
     </w:p>
     <w:p>
       <w:pPr>
-        <w:pStyle w:val="DaftarParagraf"/>
+        <w:pStyle w:val="ListParagraph"/>
         <w:numPr>
           <w:ilvl w:val="0"/>
           <w:numId w:val="38"/>
@@ -31553,7 +31126,7 @@
     </w:p>
     <w:p>
       <w:pPr>
-        <w:pStyle w:val="DaftarParagraf"/>
+        <w:pStyle w:val="ListParagraph"/>
         <w:numPr>
           <w:ilvl w:val="0"/>
           <w:numId w:val="38"/>
@@ -32033,15 +31606,7 @@
       </w:r>
       <w:proofErr w:type="spellEnd"/>
       <w:r>
-        <w:t xml:space="preserve">? </w:t>
-      </w:r>
-      <w:proofErr w:type="spellStart"/>
-      <w:r>
-        <w:t>Apa</w:t>
-      </w:r>
-      <w:proofErr w:type="spellEnd"/>
-      <w:r>
-        <w:t xml:space="preserve"> </w:t>
+        <w:t xml:space="preserve">? Apa </w:t>
       </w:r>
       <w:proofErr w:type="spellStart"/>
       <w:r>
@@ -32174,7 +31739,6 @@
       <w:r>
         <w:t xml:space="preserve">  </w:t>
       </w:r>
-      <w:proofErr w:type="spellStart"/>
       <w:r>
         <w:rPr>
           <w:b/>
@@ -32182,7 +31746,6 @@
         </w:rPr>
         <w:t>Tujuan</w:t>
       </w:r>
-      <w:proofErr w:type="spellEnd"/>
       <w:proofErr w:type="gramEnd"/>
       <w:r>
         <w:rPr>
@@ -33473,15 +33036,7 @@
       </w:r>
       <w:proofErr w:type="spellEnd"/>
       <w:r>
-        <w:t xml:space="preserve">. </w:t>
-      </w:r>
-      <w:proofErr w:type="spellStart"/>
-      <w:r>
-        <w:t>Apa</w:t>
-      </w:r>
-      <w:proofErr w:type="spellEnd"/>
-      <w:r>
-        <w:t xml:space="preserve"> yang </w:t>
+        <w:t xml:space="preserve">. Apa yang </w:t>
       </w:r>
       <w:proofErr w:type="spellStart"/>
       <w:r>
@@ -33822,7 +33377,7 @@
     </w:p>
     <w:p>
       <w:pPr>
-        <w:pStyle w:val="DaftarParagraf"/>
+        <w:pStyle w:val="ListParagraph"/>
         <w:numPr>
           <w:ilvl w:val="0"/>
           <w:numId w:val="42"/>
@@ -33843,7 +33398,7 @@
     </w:p>
     <w:p>
       <w:pPr>
-        <w:pStyle w:val="DaftarParagraf"/>
+        <w:pStyle w:val="ListParagraph"/>
         <w:numPr>
           <w:ilvl w:val="0"/>
           <w:numId w:val="42"/>
@@ -33864,7 +33419,7 @@
     </w:p>
     <w:p>
       <w:pPr>
-        <w:pStyle w:val="DaftarParagraf"/>
+        <w:pStyle w:val="ListParagraph"/>
         <w:numPr>
           <w:ilvl w:val="0"/>
           <w:numId w:val="42"/>
@@ -33885,7 +33440,7 @@
     </w:p>
     <w:p>
       <w:pPr>
-        <w:pStyle w:val="DaftarParagraf"/>
+        <w:pStyle w:val="ListParagraph"/>
         <w:numPr>
           <w:ilvl w:val="0"/>
           <w:numId w:val="42"/>
@@ -33906,7 +33461,7 @@
     </w:p>
     <w:p>
       <w:pPr>
-        <w:pStyle w:val="DaftarParagraf"/>
+        <w:pStyle w:val="ListParagraph"/>
         <w:numPr>
           <w:ilvl w:val="0"/>
           <w:numId w:val="42"/>
@@ -33927,7 +33482,7 @@
     </w:p>
     <w:p>
       <w:pPr>
-        <w:pStyle w:val="DaftarParagraf"/>
+        <w:pStyle w:val="ListParagraph"/>
         <w:numPr>
           <w:ilvl w:val="0"/>
           <w:numId w:val="42"/>
@@ -33948,7 +33503,7 @@
     </w:p>
     <w:p>
       <w:pPr>
-        <w:pStyle w:val="DaftarParagraf"/>
+        <w:pStyle w:val="ListParagraph"/>
         <w:numPr>
           <w:ilvl w:val="0"/>
           <w:numId w:val="42"/>
@@ -33969,7 +33524,7 @@
     </w:p>
     <w:p>
       <w:pPr>
-        <w:pStyle w:val="DaftarParagraf"/>
+        <w:pStyle w:val="ListParagraph"/>
         <w:spacing w:before="60" w:after="60"/>
         <w:ind w:left="786"/>
         <w:jc w:val="both"/>
@@ -34004,7 +33559,7 @@
     </w:p>
     <w:p>
       <w:pPr>
-        <w:pStyle w:val="DaftarParagraf"/>
+        <w:pStyle w:val="ListParagraph"/>
         <w:numPr>
           <w:ilvl w:val="0"/>
           <w:numId w:val="1"/>
@@ -34118,7 +33673,7 @@
     </w:p>
     <w:p>
       <w:pPr>
-        <w:pStyle w:val="DaftarParagraf"/>
+        <w:pStyle w:val="ListParagraph"/>
         <w:numPr>
           <w:ilvl w:val="0"/>
           <w:numId w:val="1"/>
@@ -34269,7 +33824,7 @@
     </w:p>
     <w:p>
       <w:pPr>
-        <w:pStyle w:val="DaftarParagraf"/>
+        <w:pStyle w:val="ListParagraph"/>
         <w:numPr>
           <w:ilvl w:val="0"/>
           <w:numId w:val="1"/>
@@ -34473,7 +34028,7 @@
     </w:p>
     <w:p>
       <w:pPr>
-        <w:pStyle w:val="DaftarParagraf"/>
+        <w:pStyle w:val="ListParagraph"/>
         <w:spacing w:before="60" w:after="60"/>
         <w:ind w:left="709"/>
         <w:contextualSpacing w:val="0"/>
@@ -34529,7 +34084,7 @@
     </w:p>
     <w:p>
       <w:pPr>
-        <w:pStyle w:val="DaftarParagraf"/>
+        <w:pStyle w:val="ListParagraph"/>
         <w:numPr>
           <w:ilvl w:val="0"/>
           <w:numId w:val="46"/>
@@ -34621,7 +34176,7 @@
     </w:p>
     <w:p>
       <w:pPr>
-        <w:pStyle w:val="DaftarParagraf"/>
+        <w:pStyle w:val="ListParagraph"/>
         <w:numPr>
           <w:ilvl w:val="0"/>
           <w:numId w:val="46"/>
@@ -34819,7 +34374,7 @@
     </w:p>
     <w:p>
       <w:pPr>
-        <w:pStyle w:val="DaftarParagraf"/>
+        <w:pStyle w:val="ListParagraph"/>
         <w:numPr>
           <w:ilvl w:val="0"/>
           <w:numId w:val="46"/>
@@ -34953,7 +34508,7 @@
     </w:p>
     <w:p>
       <w:pPr>
-        <w:pStyle w:val="DaftarParagraf"/>
+        <w:pStyle w:val="ListParagraph"/>
         <w:numPr>
           <w:ilvl w:val="0"/>
           <w:numId w:val="46"/>
@@ -35125,21 +34680,7 @@
         <w:rPr>
           <w:rFonts w:eastAsia="Bookman Old Style"/>
         </w:rPr>
-        <w:t xml:space="preserve"> </w:t>
-      </w:r>
-      <w:proofErr w:type="spellStart"/>
-      <w:r>
-        <w:rPr>
-          <w:rFonts w:eastAsia="Bookman Old Style"/>
-        </w:rPr>
-        <w:t>Tuhan</w:t>
-      </w:r>
-      <w:proofErr w:type="spellEnd"/>
-      <w:r>
-        <w:rPr>
-          <w:rFonts w:eastAsia="Bookman Old Style"/>
-        </w:rPr>
-        <w:t xml:space="preserve"> Yang Maha Esa dan </w:t>
+        <w:t xml:space="preserve"> Tuhan Yang Maha Esa dan </w:t>
       </w:r>
       <w:proofErr w:type="spellStart"/>
       <w:r>
@@ -35263,7 +34804,7 @@
     </w:p>
     <w:p>
       <w:pPr>
-        <w:pStyle w:val="DaftarParagraf"/>
+        <w:pStyle w:val="ListParagraph"/>
         <w:numPr>
           <w:ilvl w:val="0"/>
           <w:numId w:val="46"/>
@@ -35366,7 +34907,7 @@
     </w:p>
     <w:p>
       <w:pPr>
-        <w:pStyle w:val="DaftarParagraf"/>
+        <w:pStyle w:val="ListParagraph"/>
         <w:numPr>
           <w:ilvl w:val="0"/>
           <w:numId w:val="46"/>
@@ -35510,7 +35051,7 @@
     </w:p>
     <w:p>
       <w:pPr>
-        <w:pStyle w:val="DaftarParagraf"/>
+        <w:pStyle w:val="ListParagraph"/>
         <w:numPr>
           <w:ilvl w:val="0"/>
           <w:numId w:val="46"/>
@@ -36124,7 +35665,6 @@
       <w:r>
         <w:t xml:space="preserve">  </w:t>
       </w:r>
-      <w:proofErr w:type="spellStart"/>
       <w:r>
         <w:rPr>
           <w:b/>
@@ -36132,7 +35672,6 @@
         </w:rPr>
         <w:t>Tujuan</w:t>
       </w:r>
-      <w:proofErr w:type="spellEnd"/>
       <w:proofErr w:type="gramEnd"/>
       <w:r>
         <w:rPr>
@@ -37772,7 +37311,7 @@
     </w:p>
     <w:p>
       <w:pPr>
-        <w:pStyle w:val="DaftarParagraf"/>
+        <w:pStyle w:val="ListParagraph"/>
         <w:numPr>
           <w:ilvl w:val="0"/>
           <w:numId w:val="47"/>
@@ -37793,7 +37332,7 @@
     </w:p>
     <w:p>
       <w:pPr>
-        <w:pStyle w:val="DaftarParagraf"/>
+        <w:pStyle w:val="ListParagraph"/>
         <w:numPr>
           <w:ilvl w:val="0"/>
           <w:numId w:val="47"/>
@@ -37814,7 +37353,7 @@
     </w:p>
     <w:p>
       <w:pPr>
-        <w:pStyle w:val="DaftarParagraf"/>
+        <w:pStyle w:val="ListParagraph"/>
         <w:numPr>
           <w:ilvl w:val="0"/>
           <w:numId w:val="47"/>
@@ -37835,7 +37374,7 @@
     </w:p>
     <w:p>
       <w:pPr>
-        <w:pStyle w:val="DaftarParagraf"/>
+        <w:pStyle w:val="ListParagraph"/>
         <w:numPr>
           <w:ilvl w:val="0"/>
           <w:numId w:val="47"/>
@@ -37856,7 +37395,7 @@
     </w:p>
     <w:p>
       <w:pPr>
-        <w:pStyle w:val="DaftarParagraf"/>
+        <w:pStyle w:val="ListParagraph"/>
         <w:numPr>
           <w:ilvl w:val="0"/>
           <w:numId w:val="47"/>
@@ -37877,7 +37416,7 @@
     </w:p>
     <w:p>
       <w:pPr>
-        <w:pStyle w:val="DaftarParagraf"/>
+        <w:pStyle w:val="ListParagraph"/>
         <w:spacing w:before="60" w:after="60"/>
         <w:ind w:left="786"/>
         <w:jc w:val="both"/>
@@ -37912,7 +37451,7 @@
     </w:p>
     <w:p>
       <w:pPr>
-        <w:pStyle w:val="DaftarParagraf"/>
+        <w:pStyle w:val="ListParagraph"/>
         <w:numPr>
           <w:ilvl w:val="0"/>
           <w:numId w:val="1"/>
@@ -38026,7 +37565,7 @@
     </w:p>
     <w:p>
       <w:pPr>
-        <w:pStyle w:val="DaftarParagraf"/>
+        <w:pStyle w:val="ListParagraph"/>
         <w:numPr>
           <w:ilvl w:val="0"/>
           <w:numId w:val="1"/>
@@ -38176,7 +37715,7 @@
     </w:p>
     <w:p>
       <w:pPr>
-        <w:pStyle w:val="DaftarParagraf"/>
+        <w:pStyle w:val="ListParagraph"/>
         <w:numPr>
           <w:ilvl w:val="0"/>
           <w:numId w:val="1"/>
@@ -38424,7 +37963,7 @@
     </w:p>
     <w:p>
       <w:pPr>
-        <w:pStyle w:val="DaftarParagraf"/>
+        <w:pStyle w:val="ListParagraph"/>
         <w:numPr>
           <w:ilvl w:val="0"/>
           <w:numId w:val="1"/>
@@ -38809,7 +38348,7 @@
     </w:p>
     <w:p>
       <w:pPr>
-        <w:pStyle w:val="DaftarParagraf"/>
+        <w:pStyle w:val="ListParagraph"/>
         <w:numPr>
           <w:ilvl w:val="0"/>
           <w:numId w:val="1"/>
@@ -39106,7 +38645,7 @@
     </w:p>
     <w:p>
       <w:pPr>
-        <w:pStyle w:val="DaftarParagraf"/>
+        <w:pStyle w:val="ListParagraph"/>
         <w:numPr>
           <w:ilvl w:val="0"/>
           <w:numId w:val="1"/>
@@ -39716,7 +39255,7 @@
     </w:p>
     <w:tbl>
       <w:tblPr>
-        <w:tblStyle w:val="KisiTabel"/>
+        <w:tblStyle w:val="TableGrid"/>
         <w:tblW w:w="8218" w:type="dxa"/>
         <w:tblInd w:w="959" w:type="dxa"/>
         <w:tblLook w:val="04A0" w:firstRow="1" w:lastRow="0" w:firstColumn="1" w:lastColumn="0" w:noHBand="0" w:noVBand="1"/>
@@ -39872,14 +39411,12 @@
                 <w:b/>
               </w:rPr>
             </w:pPr>
-            <w:proofErr w:type="spellStart"/>
             <w:r>
               <w:rPr>
                 <w:b/>
               </w:rPr>
               <w:t>Tidak</w:t>
             </w:r>
-            <w:proofErr w:type="spellEnd"/>
           </w:p>
         </w:tc>
       </w:tr>
@@ -41051,7 +40588,7 @@
     </w:p>
     <w:p>
       <w:pPr>
-        <w:pStyle w:val="DaftarParagraf"/>
+        <w:pStyle w:val="ListParagraph"/>
         <w:numPr>
           <w:ilvl w:val="0"/>
           <w:numId w:val="1"/>
@@ -41148,7 +40685,7 @@
     </w:p>
     <w:p>
       <w:pPr>
-        <w:pStyle w:val="DaftarParagraf"/>
+        <w:pStyle w:val="ListParagraph"/>
         <w:numPr>
           <w:ilvl w:val="0"/>
           <w:numId w:val="1"/>
@@ -41234,7 +40771,7 @@
     </w:p>
     <w:p>
       <w:pPr>
-        <w:pStyle w:val="DaftarParagraf"/>
+        <w:pStyle w:val="ListParagraph"/>
         <w:numPr>
           <w:ilvl w:val="0"/>
           <w:numId w:val="1"/>
@@ -41376,7 +40913,7 @@
     </w:p>
     <w:p>
       <w:pPr>
-        <w:pStyle w:val="DaftarParagraf"/>
+        <w:pStyle w:val="ListParagraph"/>
         <w:numPr>
           <w:ilvl w:val="0"/>
           <w:numId w:val="1"/>
@@ -41776,7 +41313,7 @@
     </w:p>
     <w:p>
       <w:pPr>
-        <w:pStyle w:val="DaftarParagraf"/>
+        <w:pStyle w:val="ListParagraph"/>
         <w:numPr>
           <w:ilvl w:val="0"/>
           <w:numId w:val="1"/>
@@ -41902,7 +41439,7 @@
     </w:p>
     <w:p>
       <w:pPr>
-        <w:pStyle w:val="Judul4"/>
+        <w:pStyle w:val="Heading4"/>
         <w:ind w:left="0" w:firstLine="0"/>
         <w:rPr>
           <w:rFonts w:ascii="Times New Roman" w:hAnsi="Times New Roman" w:cs="Times New Roman"/>
@@ -41965,7 +41502,7 @@
       </w:pPr>
       <w:r>
         <w:rPr>
-          <w:rStyle w:val="Kuat"/>
+          <w:rStyle w:val="Strong"/>
         </w:rPr>
         <w:t>Ketercapaian Tujuan Pembelajaran</w:t>
       </w:r>
@@ -42137,7 +41674,7 @@
       </w:pPr>
       <w:r>
         <w:rPr>
-          <w:rStyle w:val="Kuat"/>
+          <w:rStyle w:val="Strong"/>
         </w:rPr>
         <w:t>Metode Pembelajaran</w:t>
       </w:r>
@@ -42260,7 +41797,7 @@
       </w:pPr>
       <w:r>
         <w:rPr>
-          <w:rStyle w:val="Kuat"/>
+          <w:rStyle w:val="Strong"/>
         </w:rPr>
         <w:t>Media dan Sumber Belajar</w:t>
       </w:r>
@@ -42343,7 +41880,7 @@
     </w:p>
     <w:p>
       <w:pPr>
-        <w:pStyle w:val="Judul4"/>
+        <w:pStyle w:val="Heading4"/>
         <w:ind w:left="0" w:firstLine="0"/>
         <w:rPr>
           <w:rFonts w:ascii="Times New Roman" w:hAnsi="Times New Roman" w:cs="Times New Roman"/>
@@ -42414,13 +41951,8 @@
         </w:numPr>
         <w:spacing w:before="100" w:beforeAutospacing="1" w:after="100" w:afterAutospacing="1"/>
       </w:pPr>
-      <w:proofErr w:type="spellStart"/>
-      <w:r>
-        <w:t>Apa</w:t>
-      </w:r>
-      <w:proofErr w:type="spellEnd"/>
-      <w:r>
-        <w:t xml:space="preserve"> yang </w:t>
+      <w:r>
+        <w:t xml:space="preserve">Apa yang </w:t>
       </w:r>
       <w:proofErr w:type="spellStart"/>
       <w:r>
@@ -43155,23 +42687,7 @@
           <w:b/>
           <w:bCs/>
         </w:rPr>
-        <w:t xml:space="preserve">B. </w:t>
-      </w:r>
-      <w:proofErr w:type="spellStart"/>
-      <w:r>
-        <w:rPr>
-          <w:b/>
-          <w:bCs/>
-        </w:rPr>
-        <w:t>Tujuan</w:t>
-      </w:r>
-      <w:proofErr w:type="spellEnd"/>
-      <w:r>
-        <w:rPr>
-          <w:b/>
-          <w:bCs/>
-        </w:rPr>
-        <w:t xml:space="preserve"> </w:t>
+        <w:t xml:space="preserve">B. Tujuan </w:t>
       </w:r>
       <w:proofErr w:type="spellStart"/>
       <w:r>
@@ -43248,15 +42764,7 @@
       </w:r>
       <w:proofErr w:type="spellEnd"/>
       <w:r>
-        <w:t xml:space="preserve"> (</w:t>
-      </w:r>
-      <w:proofErr w:type="spellStart"/>
-      <w:r>
-        <w:t>nama</w:t>
-      </w:r>
-      <w:proofErr w:type="spellEnd"/>
-      <w:r>
-        <w:t xml:space="preserve">, </w:t>
+        <w:t xml:space="preserve"> (nama, </w:t>
       </w:r>
       <w:proofErr w:type="spellStart"/>
       <w:r>
@@ -43469,14 +42977,7 @@
       </w:r>
       <w:r>
         <w:br/>
-      </w:r>
-      <w:proofErr w:type="spellStart"/>
-      <w:r>
-        <w:t>Soal</w:t>
-      </w:r>
-      <w:proofErr w:type="spellEnd"/>
-      <w:r>
-        <w:t xml:space="preserve"> 1:</w:t>
+        <w:t>Soal 1:</w:t>
       </w:r>
       <w:r>
         <w:br/>
@@ -43664,14 +43165,7 @@
       </w:r>
       <w:r>
         <w:br/>
-      </w:r>
-      <w:proofErr w:type="spellStart"/>
-      <w:r>
-        <w:t>Soal</w:t>
-      </w:r>
-      <w:proofErr w:type="spellEnd"/>
-      <w:r>
-        <w:t xml:space="preserve"> 2:</w:t>
+        <w:t>Soal 2:</w:t>
       </w:r>
       <w:r>
         <w:br/>
@@ -43927,14 +43421,7 @@
       </w:r>
       <w:r>
         <w:br/>
-      </w:r>
-      <w:proofErr w:type="spellStart"/>
-      <w:r>
-        <w:t>Soal</w:t>
-      </w:r>
-      <w:proofErr w:type="spellEnd"/>
-      <w:r>
-        <w:t xml:space="preserve"> 3:</w:t>
+        <w:t>Soal 3:</w:t>
       </w:r>
       <w:r>
         <w:br/>
@@ -44086,7 +43573,7 @@
     </w:p>
     <w:p>
       <w:pPr>
-        <w:pStyle w:val="Judul3"/>
+        <w:pStyle w:val="Heading3"/>
         <w:ind w:left="0" w:firstLine="0"/>
         <w:rPr>
           <w:sz w:val="27"/>
@@ -44206,19 +43693,11 @@
     </w:p>
     <w:p>
       <w:pPr>
-        <w:pStyle w:val="Judul3"/>
+        <w:pStyle w:val="Heading3"/>
         <w:ind w:left="0" w:firstLine="0"/>
       </w:pPr>
       <w:r>
-        <w:t xml:space="preserve">B. </w:t>
-      </w:r>
-      <w:proofErr w:type="spellStart"/>
-      <w:r>
-        <w:t>Tujuan</w:t>
-      </w:r>
-      <w:proofErr w:type="spellEnd"/>
-      <w:r>
-        <w:t xml:space="preserve"> </w:t>
+        <w:t xml:space="preserve">B. Tujuan </w:t>
       </w:r>
       <w:proofErr w:type="spellStart"/>
       <w:r>
@@ -44369,7 +43848,7 @@
     </w:p>
     <w:p>
       <w:pPr>
-        <w:pStyle w:val="Judul3"/>
+        <w:pStyle w:val="Heading3"/>
         <w:ind w:left="0" w:firstLine="0"/>
       </w:pPr>
       <w:r>
@@ -44394,7 +43873,7 @@
       </w:pPr>
       <w:r>
         <w:rPr>
-          <w:rStyle w:val="Kuat"/>
+          <w:rStyle w:val="Strong"/>
         </w:rPr>
         <w:t>Mindfull Learning (Fokus dan Kesadaran Penuh)</w:t>
       </w:r>
@@ -44403,7 +43882,7 @@
       </w:r>
       <w:r>
         <w:rPr>
-          <w:rStyle w:val="Kuat"/>
+          <w:rStyle w:val="Strong"/>
         </w:rPr>
         <w:t>Soal 1</w:t>
       </w:r>
@@ -44429,7 +43908,7 @@
       </w:pPr>
       <w:r>
         <w:rPr>
-          <w:rStyle w:val="Kuat"/>
+          <w:rStyle w:val="Strong"/>
         </w:rPr>
         <w:t>Joyfull Learning (Pembelajaran Menyenangkan)</w:t>
       </w:r>
@@ -44438,7 +43917,7 @@
       </w:r>
       <w:r>
         <w:rPr>
-          <w:rStyle w:val="Kuat"/>
+          <w:rStyle w:val="Strong"/>
         </w:rPr>
         <w:t>Soal 2</w:t>
       </w:r>
@@ -44464,7 +43943,7 @@
       </w:pPr>
       <w:r>
         <w:rPr>
-          <w:rStyle w:val="Kuat"/>
+          <w:rStyle w:val="Strong"/>
         </w:rPr>
         <w:t>Meaningfull Learning (Pembelajaran Bermakna)</w:t>
       </w:r>
@@ -44473,7 +43952,7 @@
       </w:r>
       <w:r>
         <w:rPr>
-          <w:rStyle w:val="Kuat"/>
+          <w:rStyle w:val="Strong"/>
         </w:rPr>
         <w:t>Soal 3</w:t>
       </w:r>
@@ -44739,23 +44218,7 @@
           <w:b/>
           <w:bCs/>
         </w:rPr>
-        <w:t xml:space="preserve">B. </w:t>
-      </w:r>
-      <w:proofErr w:type="spellStart"/>
-      <w:r>
-        <w:rPr>
-          <w:b/>
-          <w:bCs/>
-        </w:rPr>
-        <w:t>Tujuan</w:t>
-      </w:r>
-      <w:proofErr w:type="spellEnd"/>
-      <w:r>
-        <w:rPr>
-          <w:b/>
-          <w:bCs/>
-        </w:rPr>
-        <w:t xml:space="preserve"> </w:t>
+        <w:t xml:space="preserve">B. Tujuan </w:t>
       </w:r>
       <w:proofErr w:type="spellStart"/>
       <w:r>
@@ -44968,21 +44431,12 @@
       <w:r>
         <w:br/>
       </w:r>
-      <w:proofErr w:type="spellStart"/>
-      <w:r>
-        <w:rPr>
-          <w:b/>
-          <w:bCs/>
-        </w:rPr>
-        <w:t>Soal</w:t>
-      </w:r>
-      <w:proofErr w:type="spellEnd"/>
-      <w:r>
-        <w:rPr>
-          <w:b/>
-          <w:bCs/>
-        </w:rPr>
-        <w:t xml:space="preserve"> 1:</w:t>
+      <w:r>
+        <w:rPr>
+          <w:b/>
+          <w:bCs/>
+        </w:rPr>
+        <w:t>Soal 1:</w:t>
       </w:r>
       <w:r>
         <w:t xml:space="preserve"> </w:t>
@@ -45145,21 +44599,12 @@
       <w:r>
         <w:br/>
       </w:r>
-      <w:proofErr w:type="spellStart"/>
-      <w:r>
-        <w:rPr>
-          <w:b/>
-          <w:bCs/>
-        </w:rPr>
-        <w:t>Soal</w:t>
-      </w:r>
-      <w:proofErr w:type="spellEnd"/>
-      <w:r>
-        <w:rPr>
-          <w:b/>
-          <w:bCs/>
-        </w:rPr>
-        <w:t xml:space="preserve"> 2:</w:t>
+      <w:r>
+        <w:rPr>
+          <w:b/>
+          <w:bCs/>
+        </w:rPr>
+        <w:t>Soal 2:</w:t>
       </w:r>
       <w:r>
         <w:t xml:space="preserve"> </w:t>
@@ -45373,21 +44818,12 @@
       <w:r>
         <w:br/>
       </w:r>
-      <w:proofErr w:type="spellStart"/>
-      <w:r>
-        <w:rPr>
-          <w:b/>
-          <w:bCs/>
-        </w:rPr>
-        <w:t>Soal</w:t>
-      </w:r>
-      <w:proofErr w:type="spellEnd"/>
-      <w:r>
-        <w:rPr>
-          <w:b/>
-          <w:bCs/>
-        </w:rPr>
-        <w:t xml:space="preserve"> 3:</w:t>
+      <w:r>
+        <w:rPr>
+          <w:b/>
+          <w:bCs/>
+        </w:rPr>
+        <w:t>Soal 3:</w:t>
       </w:r>
       <w:r>
         <w:t xml:space="preserve"> </w:t>
@@ -45869,7 +45305,7 @@
     </w:p>
     <w:p>
       <w:pPr>
-        <w:pStyle w:val="DaftarParagraf"/>
+        <w:pStyle w:val="ListParagraph"/>
         <w:spacing w:before="60" w:after="60"/>
         <w:ind w:left="360"/>
       </w:pPr>
@@ -45931,13 +45367,8 @@
         <w:jc w:val="both"/>
       </w:pPr>
       <w:r>
-        <w:t xml:space="preserve">Canny </w:t>
-      </w:r>
-      <w:proofErr w:type="spellStart"/>
-      <w:r>
-        <w:t>Ilmiati</w:t>
-      </w:r>
-      <w:proofErr w:type="spellEnd"/>
+        <w:t>Canny Ilmiati</w:t>
+      </w:r>
       <w:r>
         <w:t xml:space="preserve">, </w:t>
       </w:r>
@@ -46033,15 +45464,7 @@
       </w:r>
       <w:proofErr w:type="spellEnd"/>
       <w:r>
-        <w:t xml:space="preserve">, </w:t>
-      </w:r>
-      <w:proofErr w:type="spellStart"/>
-      <w:r>
-        <w:t>Riset</w:t>
-      </w:r>
-      <w:proofErr w:type="spellEnd"/>
-      <w:r>
-        <w:t xml:space="preserve">, dan </w:t>
+        <w:t xml:space="preserve">, Riset, dan </w:t>
       </w:r>
       <w:proofErr w:type="spellStart"/>
       <w:r>
@@ -46062,13 +45485,8 @@
         <w:jc w:val="both"/>
       </w:pPr>
       <w:r>
-        <w:t xml:space="preserve">Canny </w:t>
-      </w:r>
-      <w:proofErr w:type="spellStart"/>
-      <w:r>
-        <w:t>Ilmiati</w:t>
-      </w:r>
-      <w:proofErr w:type="spellEnd"/>
+        <w:t>Canny Ilmiati</w:t>
+      </w:r>
       <w:r>
         <w:t xml:space="preserve">, </w:t>
       </w:r>
@@ -46163,15 +45581,7 @@
       </w:r>
       <w:proofErr w:type="spellEnd"/>
       <w:r>
-        <w:t xml:space="preserve">, </w:t>
-      </w:r>
-      <w:proofErr w:type="spellStart"/>
-      <w:r>
-        <w:t>Riset</w:t>
-      </w:r>
-      <w:proofErr w:type="spellEnd"/>
-      <w:r>
-        <w:t xml:space="preserve">, dan </w:t>
+        <w:t xml:space="preserve">, Riset, dan </w:t>
       </w:r>
       <w:proofErr w:type="spellStart"/>
       <w:r>
@@ -46289,16 +45699,8 @@
               <w:rPr>
                 <w:b/>
               </w:rPr>
-              <w:t xml:space="preserve"> </w:t>
+              <w:t xml:space="preserve"> Sekolah</w:t>
             </w:r>
-            <w:proofErr w:type="spellStart"/>
-            <w:r>
-              <w:rPr>
-                <w:b/>
-              </w:rPr>
-              <w:t>Sekolah</w:t>
-            </w:r>
-            <w:proofErr w:type="spellEnd"/>
           </w:p>
           <w:p>
             <w:pPr>
@@ -46554,7 +45956,7 @@
 </file>
 
 <file path=word/endnotes.xml><?xml version="1.0" encoding="utf-8"?>
-<w:endnotes xmlns:wpc="http://schemas.microsoft.com/office/word/2010/wordprocessingCanvas" xmlns:cx="http://schemas.microsoft.com/office/drawing/2014/chartex" xmlns:cx1="http://schemas.microsoft.com/office/drawing/2015/9/8/chartex" xmlns:cx2="http://schemas.microsoft.com/office/drawing/2015/10/21/chartex" xmlns:cx3="http://schemas.microsoft.com/office/drawing/2016/5/9/chartex" xmlns:cx4="http://schemas.microsoft.com/office/drawing/2016/5/10/chartex" xmlns:cx5="http://schemas.microsoft.com/office/drawing/2016/5/11/chartex" xmlns:cx6="http://schemas.microsoft.com/office/drawing/2016/5/12/chartex" xmlns:cx7="http://schemas.microsoft.com/office/drawing/2016/5/13/chartex" xmlns:cx8="http://schemas.microsoft.com/office/drawing/2016/5/14/chartex" xmlns:mc="http://schemas.openxmlformats.org/markup-compatibility/2006" xmlns:aink="http://schemas.microsoft.com/office/drawing/2016/ink" xmlns:am3d="http://schemas.microsoft.com/office/drawing/2017/model3d" xmlns:o="urn:schemas-microsoft-com:office:office" xmlns:oel="http://schemas.microsoft.com/office/2019/extlst" xmlns:r="http://schemas.openxmlformats.org/officeDocument/2006/relationships" xmlns:m="http://schemas.openxmlformats.org/officeDocument/2006/math" xmlns:v="urn:schemas-microsoft-com:vml" xmlns:wp14="http://schemas.microsoft.com/office/word/2010/wordprocessingDrawing" xmlns:wp="http://schemas.openxmlformats.org/drawingml/2006/wordprocessingDrawing" xmlns:w10="urn:schemas-microsoft-com:office:word" xmlns:w="http://schemas.openxmlformats.org/wordprocessingml/2006/main" xmlns:w14="http://schemas.microsoft.com/office/word/2010/wordml" xmlns:w15="http://schemas.microsoft.com/office/word/2012/wordml" xmlns:w16cex="http://schemas.microsoft.com/office/word/2018/wordml/cex" xmlns:w16cid="http://schemas.microsoft.com/office/word/2016/wordml/cid" xmlns:w16="http://schemas.microsoft.com/office/word/2018/wordml" xmlns:w16sdtdh="http://schemas.microsoft.com/office/word/2020/wordml/sdtdatahash" xmlns:w16se="http://schemas.microsoft.com/office/word/2015/wordml/symex" xmlns:wpg="http://schemas.microsoft.com/office/word/2010/wordprocessingGroup" xmlns:wpi="http://schemas.microsoft.com/office/word/2010/wordprocessingInk" xmlns:wne="http://schemas.microsoft.com/office/word/2006/wordml" xmlns:wps="http://schemas.microsoft.com/office/word/2010/wordprocessingShape" mc:Ignorable="w14 w15 w16se w16cid w16 w16cex w16sdtdh wp14">
+<w:endnotes xmlns:wpc="http://schemas.microsoft.com/office/word/2010/wordprocessingCanvas" xmlns:cx="http://schemas.microsoft.com/office/drawing/2014/chartex" xmlns:cx1="http://schemas.microsoft.com/office/drawing/2015/9/8/chartex" xmlns:cx2="http://schemas.microsoft.com/office/drawing/2015/10/21/chartex" xmlns:cx3="http://schemas.microsoft.com/office/drawing/2016/5/9/chartex" xmlns:cx4="http://schemas.microsoft.com/office/drawing/2016/5/10/chartex" xmlns:cx5="http://schemas.microsoft.com/office/drawing/2016/5/11/chartex" xmlns:cx6="http://schemas.microsoft.com/office/drawing/2016/5/12/chartex" xmlns:cx7="http://schemas.microsoft.com/office/drawing/2016/5/13/chartex" xmlns:cx8="http://schemas.microsoft.com/office/drawing/2016/5/14/chartex" xmlns:mc="http://schemas.openxmlformats.org/markup-compatibility/2006" xmlns:aink="http://schemas.microsoft.com/office/drawing/2016/ink" xmlns:am3d="http://schemas.microsoft.com/office/drawing/2017/model3d" xmlns:o="urn:schemas-microsoft-com:office:office" xmlns:oel="http://schemas.microsoft.com/office/2019/extlst" xmlns:r="http://schemas.openxmlformats.org/officeDocument/2006/relationships" xmlns:m="http://schemas.openxmlformats.org/officeDocument/2006/math" xmlns:v="urn:schemas-microsoft-com:vml" xmlns:wp14="http://schemas.microsoft.com/office/word/2010/wordprocessingDrawing" xmlns:wp="http://schemas.openxmlformats.org/drawingml/2006/wordprocessingDrawing" xmlns:w10="urn:schemas-microsoft-com:office:word" xmlns:w="http://schemas.openxmlformats.org/wordprocessingml/2006/main" xmlns:w14="http://schemas.microsoft.com/office/word/2010/wordml" xmlns:w15="http://schemas.microsoft.com/office/word/2012/wordml" xmlns:w16cex="http://schemas.microsoft.com/office/word/2018/wordml/cex" xmlns:w16cid="http://schemas.microsoft.com/office/word/2016/wordml/cid" xmlns:w16="http://schemas.microsoft.com/office/word/2018/wordml" xmlns:w16du="http://schemas.microsoft.com/office/word/2023/wordml/word16du" xmlns:w16sdtdh="http://schemas.microsoft.com/office/word/2020/wordml/sdtdatahash" xmlns:w16sdtfl="http://schemas.microsoft.com/office/word/2024/wordml/sdtformatlock" xmlns:w16se="http://schemas.microsoft.com/office/word/2015/wordml/symex" xmlns:wpg="http://schemas.microsoft.com/office/word/2010/wordprocessingGroup" xmlns:wpi="http://schemas.microsoft.com/office/word/2010/wordprocessingInk" xmlns:wne="http://schemas.microsoft.com/office/word/2006/wordml" xmlns:wps="http://schemas.microsoft.com/office/word/2010/wordprocessingShape" mc:Ignorable="w14 w15 w16se w16cid w16 w16cex w16sdtdh w16sdtfl w16du wp14">
   <w:endnote w:type="separator" w:id="-1">
     <w:p>
       <w:r>
@@ -46573,7 +45975,7 @@
 </file>
 
 <file path=word/footer1.xml><?xml version="1.0" encoding="utf-8"?>
-<w:ftr xmlns:wpc="http://schemas.microsoft.com/office/word/2010/wordprocessingCanvas" xmlns:cx="http://schemas.microsoft.com/office/drawing/2014/chartex" xmlns:cx1="http://schemas.microsoft.com/office/drawing/2015/9/8/chartex" xmlns:cx2="http://schemas.microsoft.com/office/drawing/2015/10/21/chartex" xmlns:cx3="http://schemas.microsoft.com/office/drawing/2016/5/9/chartex" xmlns:cx4="http://schemas.microsoft.com/office/drawing/2016/5/10/chartex" xmlns:cx5="http://schemas.microsoft.com/office/drawing/2016/5/11/chartex" xmlns:cx6="http://schemas.microsoft.com/office/drawing/2016/5/12/chartex" xmlns:cx7="http://schemas.microsoft.com/office/drawing/2016/5/13/chartex" xmlns:cx8="http://schemas.microsoft.com/office/drawing/2016/5/14/chartex" xmlns:mc="http://schemas.openxmlformats.org/markup-compatibility/2006" xmlns:aink="http://schemas.microsoft.com/office/drawing/2016/ink" xmlns:am3d="http://schemas.microsoft.com/office/drawing/2017/model3d" xmlns:o="urn:schemas-microsoft-com:office:office" xmlns:oel="http://schemas.microsoft.com/office/2019/extlst" xmlns:r="http://schemas.openxmlformats.org/officeDocument/2006/relationships" xmlns:m="http://schemas.openxmlformats.org/officeDocument/2006/math" xmlns:v="urn:schemas-microsoft-com:vml" xmlns:wp14="http://schemas.microsoft.com/office/word/2010/wordprocessingDrawing" xmlns:wp="http://schemas.openxmlformats.org/drawingml/2006/wordprocessingDrawing" xmlns:w10="urn:schemas-microsoft-com:office:word" xmlns:w="http://schemas.openxmlformats.org/wordprocessingml/2006/main" xmlns:w14="http://schemas.microsoft.com/office/word/2010/wordml" xmlns:w15="http://schemas.microsoft.com/office/word/2012/wordml" xmlns:w16cex="http://schemas.microsoft.com/office/word/2018/wordml/cex" xmlns:w16cid="http://schemas.microsoft.com/office/word/2016/wordml/cid" xmlns:w16="http://schemas.microsoft.com/office/word/2018/wordml" xmlns:w16sdtdh="http://schemas.microsoft.com/office/word/2020/wordml/sdtdatahash" xmlns:w16se="http://schemas.microsoft.com/office/word/2015/wordml/symex" xmlns:wpg="http://schemas.microsoft.com/office/word/2010/wordprocessingGroup" xmlns:wpi="http://schemas.microsoft.com/office/word/2010/wordprocessingInk" xmlns:wne="http://schemas.microsoft.com/office/word/2006/wordml" xmlns:wps="http://schemas.microsoft.com/office/word/2010/wordprocessingShape" mc:Ignorable="w14 w15 w16se w16cid w16 w16cex w16sdtdh wp14">
+<w:ftr xmlns:wpc="http://schemas.microsoft.com/office/word/2010/wordprocessingCanvas" xmlns:cx="http://schemas.microsoft.com/office/drawing/2014/chartex" xmlns:cx1="http://schemas.microsoft.com/office/drawing/2015/9/8/chartex" xmlns:cx2="http://schemas.microsoft.com/office/drawing/2015/10/21/chartex" xmlns:cx3="http://schemas.microsoft.com/office/drawing/2016/5/9/chartex" xmlns:cx4="http://schemas.microsoft.com/office/drawing/2016/5/10/chartex" xmlns:cx5="http://schemas.microsoft.com/office/drawing/2016/5/11/chartex" xmlns:cx6="http://schemas.microsoft.com/office/drawing/2016/5/12/chartex" xmlns:cx7="http://schemas.microsoft.com/office/drawing/2016/5/13/chartex" xmlns:cx8="http://schemas.microsoft.com/office/drawing/2016/5/14/chartex" xmlns:mc="http://schemas.openxmlformats.org/markup-compatibility/2006" xmlns:aink="http://schemas.microsoft.com/office/drawing/2016/ink" xmlns:am3d="http://schemas.microsoft.com/office/drawing/2017/model3d" xmlns:o="urn:schemas-microsoft-com:office:office" xmlns:oel="http://schemas.microsoft.com/office/2019/extlst" xmlns:r="http://schemas.openxmlformats.org/officeDocument/2006/relationships" xmlns:m="http://schemas.openxmlformats.org/officeDocument/2006/math" xmlns:v="urn:schemas-microsoft-com:vml" xmlns:wp14="http://schemas.microsoft.com/office/word/2010/wordprocessingDrawing" xmlns:wp="http://schemas.openxmlformats.org/drawingml/2006/wordprocessingDrawing" xmlns:w10="urn:schemas-microsoft-com:office:word" xmlns:w="http://schemas.openxmlformats.org/wordprocessingml/2006/main" xmlns:w14="http://schemas.microsoft.com/office/word/2010/wordml" xmlns:w15="http://schemas.microsoft.com/office/word/2012/wordml" xmlns:w16cex="http://schemas.microsoft.com/office/word/2018/wordml/cex" xmlns:w16cid="http://schemas.microsoft.com/office/word/2016/wordml/cid" xmlns:w16="http://schemas.microsoft.com/office/word/2018/wordml" xmlns:w16du="http://schemas.microsoft.com/office/word/2023/wordml/word16du" xmlns:w16sdtdh="http://schemas.microsoft.com/office/word/2020/wordml/sdtdatahash" xmlns:w16sdtfl="http://schemas.microsoft.com/office/word/2024/wordml/sdtformatlock" xmlns:w16se="http://schemas.microsoft.com/office/word/2015/wordml/symex" xmlns:wpg="http://schemas.microsoft.com/office/word/2010/wordprocessingGroup" xmlns:wpi="http://schemas.microsoft.com/office/word/2010/wordprocessingInk" xmlns:wne="http://schemas.microsoft.com/office/word/2006/wordml" xmlns:wps="http://schemas.microsoft.com/office/word/2010/wordprocessingShape" mc:Ignorable="w14 w15 w16se w16cid w16 w16cex w16sdtdh w16sdtfl w16du wp14">
   <w:p>
     <w:pPr>
       <w:pStyle w:val="Footer"/>
@@ -46583,7 +45985,7 @@
 </file>
 
 <file path=word/footer2.xml><?xml version="1.0" encoding="utf-8"?>
-<w:ftr xmlns:wpc="http://schemas.microsoft.com/office/word/2010/wordprocessingCanvas" xmlns:cx="http://schemas.microsoft.com/office/drawing/2014/chartex" xmlns:cx1="http://schemas.microsoft.com/office/drawing/2015/9/8/chartex" xmlns:cx2="http://schemas.microsoft.com/office/drawing/2015/10/21/chartex" xmlns:cx3="http://schemas.microsoft.com/office/drawing/2016/5/9/chartex" xmlns:cx4="http://schemas.microsoft.com/office/drawing/2016/5/10/chartex" xmlns:cx5="http://schemas.microsoft.com/office/drawing/2016/5/11/chartex" xmlns:cx6="http://schemas.microsoft.com/office/drawing/2016/5/12/chartex" xmlns:cx7="http://schemas.microsoft.com/office/drawing/2016/5/13/chartex" xmlns:cx8="http://schemas.microsoft.com/office/drawing/2016/5/14/chartex" xmlns:mc="http://schemas.openxmlformats.org/markup-compatibility/2006" xmlns:aink="http://schemas.microsoft.com/office/drawing/2016/ink" xmlns:am3d="http://schemas.microsoft.com/office/drawing/2017/model3d" xmlns:o="urn:schemas-microsoft-com:office:office" xmlns:oel="http://schemas.microsoft.com/office/2019/extlst" xmlns:r="http://schemas.openxmlformats.org/officeDocument/2006/relationships" xmlns:m="http://schemas.openxmlformats.org/officeDocument/2006/math" xmlns:v="urn:schemas-microsoft-com:vml" xmlns:wp14="http://schemas.microsoft.com/office/word/2010/wordprocessingDrawing" xmlns:wp="http://schemas.openxmlformats.org/drawingml/2006/wordprocessingDrawing" xmlns:w10="urn:schemas-microsoft-com:office:word" xmlns:w="http://schemas.openxmlformats.org/wordprocessingml/2006/main" xmlns:w14="http://schemas.microsoft.com/office/word/2010/wordml" xmlns:w15="http://schemas.microsoft.com/office/word/2012/wordml" xmlns:w16cex="http://schemas.microsoft.com/office/word/2018/wordml/cex" xmlns:w16cid="http://schemas.microsoft.com/office/word/2016/wordml/cid" xmlns:w16="http://schemas.microsoft.com/office/word/2018/wordml" xmlns:w16sdtdh="http://schemas.microsoft.com/office/word/2020/wordml/sdtdatahash" xmlns:w16se="http://schemas.microsoft.com/office/word/2015/wordml/symex" xmlns:wpg="http://schemas.microsoft.com/office/word/2010/wordprocessingGroup" xmlns:wpi="http://schemas.microsoft.com/office/word/2010/wordprocessingInk" xmlns:wne="http://schemas.microsoft.com/office/word/2006/wordml" xmlns:wps="http://schemas.microsoft.com/office/word/2010/wordprocessingShape" mc:Ignorable="w14 w15 w16se w16cid w16 w16cex w16sdtdh wp14">
+<w:ftr xmlns:wpc="http://schemas.microsoft.com/office/word/2010/wordprocessingCanvas" xmlns:cx="http://schemas.microsoft.com/office/drawing/2014/chartex" xmlns:cx1="http://schemas.microsoft.com/office/drawing/2015/9/8/chartex" xmlns:cx2="http://schemas.microsoft.com/office/drawing/2015/10/21/chartex" xmlns:cx3="http://schemas.microsoft.com/office/drawing/2016/5/9/chartex" xmlns:cx4="http://schemas.microsoft.com/office/drawing/2016/5/10/chartex" xmlns:cx5="http://schemas.microsoft.com/office/drawing/2016/5/11/chartex" xmlns:cx6="http://schemas.microsoft.com/office/drawing/2016/5/12/chartex" xmlns:cx7="http://schemas.microsoft.com/office/drawing/2016/5/13/chartex" xmlns:cx8="http://schemas.microsoft.com/office/drawing/2016/5/14/chartex" xmlns:mc="http://schemas.openxmlformats.org/markup-compatibility/2006" xmlns:aink="http://schemas.microsoft.com/office/drawing/2016/ink" xmlns:am3d="http://schemas.microsoft.com/office/drawing/2017/model3d" xmlns:o="urn:schemas-microsoft-com:office:office" xmlns:oel="http://schemas.microsoft.com/office/2019/extlst" xmlns:r="http://schemas.openxmlformats.org/officeDocument/2006/relationships" xmlns:m="http://schemas.openxmlformats.org/officeDocument/2006/math" xmlns:v="urn:schemas-microsoft-com:vml" xmlns:wp14="http://schemas.microsoft.com/office/word/2010/wordprocessingDrawing" xmlns:wp="http://schemas.openxmlformats.org/drawingml/2006/wordprocessingDrawing" xmlns:w10="urn:schemas-microsoft-com:office:word" xmlns:w="http://schemas.openxmlformats.org/wordprocessingml/2006/main" xmlns:w14="http://schemas.microsoft.com/office/word/2010/wordml" xmlns:w15="http://schemas.microsoft.com/office/word/2012/wordml" xmlns:w16cex="http://schemas.microsoft.com/office/word/2018/wordml/cex" xmlns:w16cid="http://schemas.microsoft.com/office/word/2016/wordml/cid" xmlns:w16="http://schemas.microsoft.com/office/word/2018/wordml" xmlns:w16du="http://schemas.microsoft.com/office/word/2023/wordml/word16du" xmlns:w16sdtdh="http://schemas.microsoft.com/office/word/2020/wordml/sdtdatahash" xmlns:w16sdtfl="http://schemas.microsoft.com/office/word/2024/wordml/sdtformatlock" xmlns:w16se="http://schemas.microsoft.com/office/word/2015/wordml/symex" xmlns:wpg="http://schemas.microsoft.com/office/word/2010/wordprocessingGroup" xmlns:wpi="http://schemas.microsoft.com/office/word/2010/wordprocessingInk" xmlns:wne="http://schemas.microsoft.com/office/word/2006/wordml" xmlns:wps="http://schemas.microsoft.com/office/word/2010/wordprocessingShape" mc:Ignorable="w14 w15 w16se w16cid w16 w16cex w16sdtdh w16sdtfl w16du wp14">
   <w:p>
     <w:pPr>
       <w:pStyle w:val="Footer"/>
@@ -46593,7 +45995,7 @@
 </file>
 
 <file path=word/footer3.xml><?xml version="1.0" encoding="utf-8"?>
-<w:ftr xmlns:wpc="http://schemas.microsoft.com/office/word/2010/wordprocessingCanvas" xmlns:cx="http://schemas.microsoft.com/office/drawing/2014/chartex" xmlns:cx1="http://schemas.microsoft.com/office/drawing/2015/9/8/chartex" xmlns:cx2="http://schemas.microsoft.com/office/drawing/2015/10/21/chartex" xmlns:cx3="http://schemas.microsoft.com/office/drawing/2016/5/9/chartex" xmlns:cx4="http://schemas.microsoft.com/office/drawing/2016/5/10/chartex" xmlns:cx5="http://schemas.microsoft.com/office/drawing/2016/5/11/chartex" xmlns:cx6="http://schemas.microsoft.com/office/drawing/2016/5/12/chartex" xmlns:cx7="http://schemas.microsoft.com/office/drawing/2016/5/13/chartex" xmlns:cx8="http://schemas.microsoft.com/office/drawing/2016/5/14/chartex" xmlns:mc="http://schemas.openxmlformats.org/markup-compatibility/2006" xmlns:aink="http://schemas.microsoft.com/office/drawing/2016/ink" xmlns:am3d="http://schemas.microsoft.com/office/drawing/2017/model3d" xmlns:o="urn:schemas-microsoft-com:office:office" xmlns:oel="http://schemas.microsoft.com/office/2019/extlst" xmlns:r="http://schemas.openxmlformats.org/officeDocument/2006/relationships" xmlns:m="http://schemas.openxmlformats.org/officeDocument/2006/math" xmlns:v="urn:schemas-microsoft-com:vml" xmlns:wp14="http://schemas.microsoft.com/office/word/2010/wordprocessingDrawing" xmlns:wp="http://schemas.openxmlformats.org/drawingml/2006/wordprocessingDrawing" xmlns:w10="urn:schemas-microsoft-com:office:word" xmlns:w="http://schemas.openxmlformats.org/wordprocessingml/2006/main" xmlns:w14="http://schemas.microsoft.com/office/word/2010/wordml" xmlns:w15="http://schemas.microsoft.com/office/word/2012/wordml" xmlns:w16cex="http://schemas.microsoft.com/office/word/2018/wordml/cex" xmlns:w16cid="http://schemas.microsoft.com/office/word/2016/wordml/cid" xmlns:w16="http://schemas.microsoft.com/office/word/2018/wordml" xmlns:w16sdtdh="http://schemas.microsoft.com/office/word/2020/wordml/sdtdatahash" xmlns:w16se="http://schemas.microsoft.com/office/word/2015/wordml/symex" xmlns:wpg="http://schemas.microsoft.com/office/word/2010/wordprocessingGroup" xmlns:wpi="http://schemas.microsoft.com/office/word/2010/wordprocessingInk" xmlns:wne="http://schemas.microsoft.com/office/word/2006/wordml" xmlns:wps="http://schemas.microsoft.com/office/word/2010/wordprocessingShape" mc:Ignorable="w14 w15 w16se w16cid w16 w16cex w16sdtdh wp14">
+<w:ftr xmlns:wpc="http://schemas.microsoft.com/office/word/2010/wordprocessingCanvas" xmlns:cx="http://schemas.microsoft.com/office/drawing/2014/chartex" xmlns:cx1="http://schemas.microsoft.com/office/drawing/2015/9/8/chartex" xmlns:cx2="http://schemas.microsoft.com/office/drawing/2015/10/21/chartex" xmlns:cx3="http://schemas.microsoft.com/office/drawing/2016/5/9/chartex" xmlns:cx4="http://schemas.microsoft.com/office/drawing/2016/5/10/chartex" xmlns:cx5="http://schemas.microsoft.com/office/drawing/2016/5/11/chartex" xmlns:cx6="http://schemas.microsoft.com/office/drawing/2016/5/12/chartex" xmlns:cx7="http://schemas.microsoft.com/office/drawing/2016/5/13/chartex" xmlns:cx8="http://schemas.microsoft.com/office/drawing/2016/5/14/chartex" xmlns:mc="http://schemas.openxmlformats.org/markup-compatibility/2006" xmlns:aink="http://schemas.microsoft.com/office/drawing/2016/ink" xmlns:am3d="http://schemas.microsoft.com/office/drawing/2017/model3d" xmlns:o="urn:schemas-microsoft-com:office:office" xmlns:oel="http://schemas.microsoft.com/office/2019/extlst" xmlns:r="http://schemas.openxmlformats.org/officeDocument/2006/relationships" xmlns:m="http://schemas.openxmlformats.org/officeDocument/2006/math" xmlns:v="urn:schemas-microsoft-com:vml" xmlns:wp14="http://schemas.microsoft.com/office/word/2010/wordprocessingDrawing" xmlns:wp="http://schemas.openxmlformats.org/drawingml/2006/wordprocessingDrawing" xmlns:w10="urn:schemas-microsoft-com:office:word" xmlns:w="http://schemas.openxmlformats.org/wordprocessingml/2006/main" xmlns:w14="http://schemas.microsoft.com/office/word/2010/wordml" xmlns:w15="http://schemas.microsoft.com/office/word/2012/wordml" xmlns:w16cex="http://schemas.microsoft.com/office/word/2018/wordml/cex" xmlns:w16cid="http://schemas.microsoft.com/office/word/2016/wordml/cid" xmlns:w16="http://schemas.microsoft.com/office/word/2018/wordml" xmlns:w16du="http://schemas.microsoft.com/office/word/2023/wordml/word16du" xmlns:w16sdtdh="http://schemas.microsoft.com/office/word/2020/wordml/sdtdatahash" xmlns:w16sdtfl="http://schemas.microsoft.com/office/word/2024/wordml/sdtformatlock" xmlns:w16se="http://schemas.microsoft.com/office/word/2015/wordml/symex" xmlns:wpg="http://schemas.microsoft.com/office/word/2010/wordprocessingGroup" xmlns:wpi="http://schemas.microsoft.com/office/word/2010/wordprocessingInk" xmlns:wne="http://schemas.microsoft.com/office/word/2006/wordml" xmlns:wps="http://schemas.microsoft.com/office/word/2010/wordprocessingShape" mc:Ignorable="w14 w15 w16se w16cid w16 w16cex w16sdtdh w16sdtfl w16du wp14">
   <w:p>
     <w:pPr>
       <w:pStyle w:val="Footer"/>
@@ -46603,7 +46005,7 @@
 </file>
 
 <file path=word/footnotes.xml><?xml version="1.0" encoding="utf-8"?>
-<w:footnotes xmlns:wpc="http://schemas.microsoft.com/office/word/2010/wordprocessingCanvas" xmlns:cx="http://schemas.microsoft.com/office/drawing/2014/chartex" xmlns:cx1="http://schemas.microsoft.com/office/drawing/2015/9/8/chartex" xmlns:cx2="http://schemas.microsoft.com/office/drawing/2015/10/21/chartex" xmlns:cx3="http://schemas.microsoft.com/office/drawing/2016/5/9/chartex" xmlns:cx4="http://schemas.microsoft.com/office/drawing/2016/5/10/chartex" xmlns:cx5="http://schemas.microsoft.com/office/drawing/2016/5/11/chartex" xmlns:cx6="http://schemas.microsoft.com/office/drawing/2016/5/12/chartex" xmlns:cx7="http://schemas.microsoft.com/office/drawing/2016/5/13/chartex" xmlns:cx8="http://schemas.microsoft.com/office/drawing/2016/5/14/chartex" xmlns:mc="http://schemas.openxmlformats.org/markup-compatibility/2006" xmlns:aink="http://schemas.microsoft.com/office/drawing/2016/ink" xmlns:am3d="http://schemas.microsoft.com/office/drawing/2017/model3d" xmlns:o="urn:schemas-microsoft-com:office:office" xmlns:oel="http://schemas.microsoft.com/office/2019/extlst" xmlns:r="http://schemas.openxmlformats.org/officeDocument/2006/relationships" xmlns:m="http://schemas.openxmlformats.org/officeDocument/2006/math" xmlns:v="urn:schemas-microsoft-com:vml" xmlns:wp14="http://schemas.microsoft.com/office/word/2010/wordprocessingDrawing" xmlns:wp="http://schemas.openxmlformats.org/drawingml/2006/wordprocessingDrawing" xmlns:w10="urn:schemas-microsoft-com:office:word" xmlns:w="http://schemas.openxmlformats.org/wordprocessingml/2006/main" xmlns:w14="http://schemas.microsoft.com/office/word/2010/wordml" xmlns:w15="http://schemas.microsoft.com/office/word/2012/wordml" xmlns:w16cex="http://schemas.microsoft.com/office/word/2018/wordml/cex" xmlns:w16cid="http://schemas.microsoft.com/office/word/2016/wordml/cid" xmlns:w16="http://schemas.microsoft.com/office/word/2018/wordml" xmlns:w16sdtdh="http://schemas.microsoft.com/office/word/2020/wordml/sdtdatahash" xmlns:w16se="http://schemas.microsoft.com/office/word/2015/wordml/symex" xmlns:wpg="http://schemas.microsoft.com/office/word/2010/wordprocessingGroup" xmlns:wpi="http://schemas.microsoft.com/office/word/2010/wordprocessingInk" xmlns:wne="http://schemas.microsoft.com/office/word/2006/wordml" xmlns:wps="http://schemas.microsoft.com/office/word/2010/wordprocessingShape" mc:Ignorable="w14 w15 w16se w16cid w16 w16cex w16sdtdh wp14">
+<w:footnotes xmlns:wpc="http://schemas.microsoft.com/office/word/2010/wordprocessingCanvas" xmlns:cx="http://schemas.microsoft.com/office/drawing/2014/chartex" xmlns:cx1="http://schemas.microsoft.com/office/drawing/2015/9/8/chartex" xmlns:cx2="http://schemas.microsoft.com/office/drawing/2015/10/21/chartex" xmlns:cx3="http://schemas.microsoft.com/office/drawing/2016/5/9/chartex" xmlns:cx4="http://schemas.microsoft.com/office/drawing/2016/5/10/chartex" xmlns:cx5="http://schemas.microsoft.com/office/drawing/2016/5/11/chartex" xmlns:cx6="http://schemas.microsoft.com/office/drawing/2016/5/12/chartex" xmlns:cx7="http://schemas.microsoft.com/office/drawing/2016/5/13/chartex" xmlns:cx8="http://schemas.microsoft.com/office/drawing/2016/5/14/chartex" xmlns:mc="http://schemas.openxmlformats.org/markup-compatibility/2006" xmlns:aink="http://schemas.microsoft.com/office/drawing/2016/ink" xmlns:am3d="http://schemas.microsoft.com/office/drawing/2017/model3d" xmlns:o="urn:schemas-microsoft-com:office:office" xmlns:oel="http://schemas.microsoft.com/office/2019/extlst" xmlns:r="http://schemas.openxmlformats.org/officeDocument/2006/relationships" xmlns:m="http://schemas.openxmlformats.org/officeDocument/2006/math" xmlns:v="urn:schemas-microsoft-com:vml" xmlns:wp14="http://schemas.microsoft.com/office/word/2010/wordprocessingDrawing" xmlns:wp="http://schemas.openxmlformats.org/drawingml/2006/wordprocessingDrawing" xmlns:w10="urn:schemas-microsoft-com:office:word" xmlns:w="http://schemas.openxmlformats.org/wordprocessingml/2006/main" xmlns:w14="http://schemas.microsoft.com/office/word/2010/wordml" xmlns:w15="http://schemas.microsoft.com/office/word/2012/wordml" xmlns:w16cex="http://schemas.microsoft.com/office/word/2018/wordml/cex" xmlns:w16cid="http://schemas.microsoft.com/office/word/2016/wordml/cid" xmlns:w16="http://schemas.microsoft.com/office/word/2018/wordml" xmlns:w16du="http://schemas.microsoft.com/office/word/2023/wordml/word16du" xmlns:w16sdtdh="http://schemas.microsoft.com/office/word/2020/wordml/sdtdatahash" xmlns:w16sdtfl="http://schemas.microsoft.com/office/word/2024/wordml/sdtformatlock" xmlns:w16se="http://schemas.microsoft.com/office/word/2015/wordml/symex" xmlns:wpg="http://schemas.microsoft.com/office/word/2010/wordprocessingGroup" xmlns:wpi="http://schemas.microsoft.com/office/word/2010/wordprocessingInk" xmlns:wne="http://schemas.microsoft.com/office/word/2006/wordml" xmlns:wps="http://schemas.microsoft.com/office/word/2010/wordprocessingShape" mc:Ignorable="w14 w15 w16se w16cid w16 w16cex w16sdtdh w16sdtfl w16du wp14">
   <w:footnote w:type="separator" w:id="-1">
     <w:p>
       <w:r>
@@ -46622,7 +46024,7 @@
 </file>
 
 <file path=word/header1.xml><?xml version="1.0" encoding="utf-8"?>
-<w:hdr xmlns:wpc="http://schemas.microsoft.com/office/word/2010/wordprocessingCanvas" xmlns:cx="http://schemas.microsoft.com/office/drawing/2014/chartex" xmlns:cx1="http://schemas.microsoft.com/office/drawing/2015/9/8/chartex" xmlns:cx2="http://schemas.microsoft.com/office/drawing/2015/10/21/chartex" xmlns:cx3="http://schemas.microsoft.com/office/drawing/2016/5/9/chartex" xmlns:cx4="http://schemas.microsoft.com/office/drawing/2016/5/10/chartex" xmlns:cx5="http://schemas.microsoft.com/office/drawing/2016/5/11/chartex" xmlns:cx6="http://schemas.microsoft.com/office/drawing/2016/5/12/chartex" xmlns:cx7="http://schemas.microsoft.com/office/drawing/2016/5/13/chartex" xmlns:cx8="http://schemas.microsoft.com/office/drawing/2016/5/14/chartex" xmlns:mc="http://schemas.openxmlformats.org/markup-compatibility/2006" xmlns:aink="http://schemas.microsoft.com/office/drawing/2016/ink" xmlns:am3d="http://schemas.microsoft.com/office/drawing/2017/model3d" xmlns:o="urn:schemas-microsoft-com:office:office" xmlns:oel="http://schemas.microsoft.com/office/2019/extlst" xmlns:r="http://schemas.openxmlformats.org/officeDocument/2006/relationships" xmlns:m="http://schemas.openxmlformats.org/officeDocument/2006/math" xmlns:v="urn:schemas-microsoft-com:vml" xmlns:wp14="http://schemas.microsoft.com/office/word/2010/wordprocessingDrawing" xmlns:wp="http://schemas.openxmlformats.org/drawingml/2006/wordprocessingDrawing" xmlns:w10="urn:schemas-microsoft-com:office:word" xmlns:w="http://schemas.openxmlformats.org/wordprocessingml/2006/main" xmlns:w14="http://schemas.microsoft.com/office/word/2010/wordml" xmlns:w15="http://schemas.microsoft.com/office/word/2012/wordml" xmlns:w16cex="http://schemas.microsoft.com/office/word/2018/wordml/cex" xmlns:w16cid="http://schemas.microsoft.com/office/word/2016/wordml/cid" xmlns:w16="http://schemas.microsoft.com/office/word/2018/wordml" xmlns:w16sdtdh="http://schemas.microsoft.com/office/word/2020/wordml/sdtdatahash" xmlns:w16se="http://schemas.microsoft.com/office/word/2015/wordml/symex" xmlns:wpg="http://schemas.microsoft.com/office/word/2010/wordprocessingGroup" xmlns:wpi="http://schemas.microsoft.com/office/word/2010/wordprocessingInk" xmlns:wne="http://schemas.microsoft.com/office/word/2006/wordml" xmlns:wps="http://schemas.microsoft.com/office/word/2010/wordprocessingShape" mc:Ignorable="w14 w15 w16se w16cid w16 w16cex w16sdtdh wp14">
+<w:hdr xmlns:wpc="http://schemas.microsoft.com/office/word/2010/wordprocessingCanvas" xmlns:cx="http://schemas.microsoft.com/office/drawing/2014/chartex" xmlns:cx1="http://schemas.microsoft.com/office/drawing/2015/9/8/chartex" xmlns:cx2="http://schemas.microsoft.com/office/drawing/2015/10/21/chartex" xmlns:cx3="http://schemas.microsoft.com/office/drawing/2016/5/9/chartex" xmlns:cx4="http://schemas.microsoft.com/office/drawing/2016/5/10/chartex" xmlns:cx5="http://schemas.microsoft.com/office/drawing/2016/5/11/chartex" xmlns:cx6="http://schemas.microsoft.com/office/drawing/2016/5/12/chartex" xmlns:cx7="http://schemas.microsoft.com/office/drawing/2016/5/13/chartex" xmlns:cx8="http://schemas.microsoft.com/office/drawing/2016/5/14/chartex" xmlns:mc="http://schemas.openxmlformats.org/markup-compatibility/2006" xmlns:aink="http://schemas.microsoft.com/office/drawing/2016/ink" xmlns:am3d="http://schemas.microsoft.com/office/drawing/2017/model3d" xmlns:o="urn:schemas-microsoft-com:office:office" xmlns:oel="http://schemas.microsoft.com/office/2019/extlst" xmlns:r="http://schemas.openxmlformats.org/officeDocument/2006/relationships" xmlns:m="http://schemas.openxmlformats.org/officeDocument/2006/math" xmlns:v="urn:schemas-microsoft-com:vml" xmlns:wp14="http://schemas.microsoft.com/office/word/2010/wordprocessingDrawing" xmlns:wp="http://schemas.openxmlformats.org/drawingml/2006/wordprocessingDrawing" xmlns:w10="urn:schemas-microsoft-com:office:word" xmlns:w="http://schemas.openxmlformats.org/wordprocessingml/2006/main" xmlns:w14="http://schemas.microsoft.com/office/word/2010/wordml" xmlns:w15="http://schemas.microsoft.com/office/word/2012/wordml" xmlns:w16cex="http://schemas.microsoft.com/office/word/2018/wordml/cex" xmlns:w16cid="http://schemas.microsoft.com/office/word/2016/wordml/cid" xmlns:w16="http://schemas.microsoft.com/office/word/2018/wordml" xmlns:w16du="http://schemas.microsoft.com/office/word/2023/wordml/word16du" xmlns:w16sdtdh="http://schemas.microsoft.com/office/word/2020/wordml/sdtdatahash" xmlns:w16sdtfl="http://schemas.microsoft.com/office/word/2024/wordml/sdtformatlock" xmlns:w16se="http://schemas.microsoft.com/office/word/2015/wordml/symex" xmlns:wpg="http://schemas.microsoft.com/office/word/2010/wordprocessingGroup" xmlns:wpi="http://schemas.microsoft.com/office/word/2010/wordprocessingInk" xmlns:wne="http://schemas.microsoft.com/office/word/2006/wordml" xmlns:wps="http://schemas.microsoft.com/office/word/2010/wordprocessingShape" mc:Ignorable="w14 w15 w16se w16cid w16 w16cex w16sdtdh w16sdtfl w16du wp14">
   <w:p>
     <w:pPr>
       <w:pStyle w:val="Header"/>
@@ -46632,7 +46034,7 @@
 </file>
 
 <file path=word/header2.xml><?xml version="1.0" encoding="utf-8"?>
-<w:hdr xmlns:wpc="http://schemas.microsoft.com/office/word/2010/wordprocessingCanvas" xmlns:cx="http://schemas.microsoft.com/office/drawing/2014/chartex" xmlns:cx1="http://schemas.microsoft.com/office/drawing/2015/9/8/chartex" xmlns:cx2="http://schemas.microsoft.com/office/drawing/2015/10/21/chartex" xmlns:cx3="http://schemas.microsoft.com/office/drawing/2016/5/9/chartex" xmlns:cx4="http://schemas.microsoft.com/office/drawing/2016/5/10/chartex" xmlns:cx5="http://schemas.microsoft.com/office/drawing/2016/5/11/chartex" xmlns:cx6="http://schemas.microsoft.com/office/drawing/2016/5/12/chartex" xmlns:cx7="http://schemas.microsoft.com/office/drawing/2016/5/13/chartex" xmlns:cx8="http://schemas.microsoft.com/office/drawing/2016/5/14/chartex" xmlns:mc="http://schemas.openxmlformats.org/markup-compatibility/2006" xmlns:aink="http://schemas.microsoft.com/office/drawing/2016/ink" xmlns:am3d="http://schemas.microsoft.com/office/drawing/2017/model3d" xmlns:o="urn:schemas-microsoft-com:office:office" xmlns:oel="http://schemas.microsoft.com/office/2019/extlst" xmlns:r="http://schemas.openxmlformats.org/officeDocument/2006/relationships" xmlns:m="http://schemas.openxmlformats.org/officeDocument/2006/math" xmlns:v="urn:schemas-microsoft-com:vml" xmlns:wp14="http://schemas.microsoft.com/office/word/2010/wordprocessingDrawing" xmlns:wp="http://schemas.openxmlformats.org/drawingml/2006/wordprocessingDrawing" xmlns:w10="urn:schemas-microsoft-com:office:word" xmlns:w="http://schemas.openxmlformats.org/wordprocessingml/2006/main" xmlns:w14="http://schemas.microsoft.com/office/word/2010/wordml" xmlns:w15="http://schemas.microsoft.com/office/word/2012/wordml" xmlns:w16cex="http://schemas.microsoft.com/office/word/2018/wordml/cex" xmlns:w16cid="http://schemas.microsoft.com/office/word/2016/wordml/cid" xmlns:w16="http://schemas.microsoft.com/office/word/2018/wordml" xmlns:w16sdtdh="http://schemas.microsoft.com/office/word/2020/wordml/sdtdatahash" xmlns:w16se="http://schemas.microsoft.com/office/word/2015/wordml/symex" xmlns:wpg="http://schemas.microsoft.com/office/word/2010/wordprocessingGroup" xmlns:wpi="http://schemas.microsoft.com/office/word/2010/wordprocessingInk" xmlns:wne="http://schemas.microsoft.com/office/word/2006/wordml" xmlns:wps="http://schemas.microsoft.com/office/word/2010/wordprocessingShape" mc:Ignorable="w14 w15 w16se w16cid w16 w16cex w16sdtdh wp14">
+<w:hdr xmlns:wpc="http://schemas.microsoft.com/office/word/2010/wordprocessingCanvas" xmlns:cx="http://schemas.microsoft.com/office/drawing/2014/chartex" xmlns:cx1="http://schemas.microsoft.com/office/drawing/2015/9/8/chartex" xmlns:cx2="http://schemas.microsoft.com/office/drawing/2015/10/21/chartex" xmlns:cx3="http://schemas.microsoft.com/office/drawing/2016/5/9/chartex" xmlns:cx4="http://schemas.microsoft.com/office/drawing/2016/5/10/chartex" xmlns:cx5="http://schemas.microsoft.com/office/drawing/2016/5/11/chartex" xmlns:cx6="http://schemas.microsoft.com/office/drawing/2016/5/12/chartex" xmlns:cx7="http://schemas.microsoft.com/office/drawing/2016/5/13/chartex" xmlns:cx8="http://schemas.microsoft.com/office/drawing/2016/5/14/chartex" xmlns:mc="http://schemas.openxmlformats.org/markup-compatibility/2006" xmlns:aink="http://schemas.microsoft.com/office/drawing/2016/ink" xmlns:am3d="http://schemas.microsoft.com/office/drawing/2017/model3d" xmlns:o="urn:schemas-microsoft-com:office:office" xmlns:oel="http://schemas.microsoft.com/office/2019/extlst" xmlns:r="http://schemas.openxmlformats.org/officeDocument/2006/relationships" xmlns:m="http://schemas.openxmlformats.org/officeDocument/2006/math" xmlns:v="urn:schemas-microsoft-com:vml" xmlns:wp14="http://schemas.microsoft.com/office/word/2010/wordprocessingDrawing" xmlns:wp="http://schemas.openxmlformats.org/drawingml/2006/wordprocessingDrawing" xmlns:w10="urn:schemas-microsoft-com:office:word" xmlns:w="http://schemas.openxmlformats.org/wordprocessingml/2006/main" xmlns:w14="http://schemas.microsoft.com/office/word/2010/wordml" xmlns:w15="http://schemas.microsoft.com/office/word/2012/wordml" xmlns:w16cex="http://schemas.microsoft.com/office/word/2018/wordml/cex" xmlns:w16cid="http://schemas.microsoft.com/office/word/2016/wordml/cid" xmlns:w16="http://schemas.microsoft.com/office/word/2018/wordml" xmlns:w16du="http://schemas.microsoft.com/office/word/2023/wordml/word16du" xmlns:w16sdtdh="http://schemas.microsoft.com/office/word/2020/wordml/sdtdatahash" xmlns:w16sdtfl="http://schemas.microsoft.com/office/word/2024/wordml/sdtformatlock" xmlns:w16se="http://schemas.microsoft.com/office/word/2015/wordml/symex" xmlns:wpg="http://schemas.microsoft.com/office/word/2010/wordprocessingGroup" xmlns:wpi="http://schemas.microsoft.com/office/word/2010/wordprocessingInk" xmlns:wne="http://schemas.microsoft.com/office/word/2006/wordml" xmlns:wps="http://schemas.microsoft.com/office/word/2010/wordprocessingShape" mc:Ignorable="w14 w15 w16se w16cid w16 w16cex w16sdtdh w16sdtfl w16du wp14">
   <w:p>
     <w:pPr>
       <w:pStyle w:val="Header"/>
@@ -46642,7 +46044,7 @@
 </file>
 
 <file path=word/header3.xml><?xml version="1.0" encoding="utf-8"?>
-<w:hdr xmlns:wpc="http://schemas.microsoft.com/office/word/2010/wordprocessingCanvas" xmlns:cx="http://schemas.microsoft.com/office/drawing/2014/chartex" xmlns:cx1="http://schemas.microsoft.com/office/drawing/2015/9/8/chartex" xmlns:cx2="http://schemas.microsoft.com/office/drawing/2015/10/21/chartex" xmlns:cx3="http://schemas.microsoft.com/office/drawing/2016/5/9/chartex" xmlns:cx4="http://schemas.microsoft.com/office/drawing/2016/5/10/chartex" xmlns:cx5="http://schemas.microsoft.com/office/drawing/2016/5/11/chartex" xmlns:cx6="http://schemas.microsoft.com/office/drawing/2016/5/12/chartex" xmlns:cx7="http://schemas.microsoft.com/office/drawing/2016/5/13/chartex" xmlns:cx8="http://schemas.microsoft.com/office/drawing/2016/5/14/chartex" xmlns:mc="http://schemas.openxmlformats.org/markup-compatibility/2006" xmlns:aink="http://schemas.microsoft.com/office/drawing/2016/ink" xmlns:am3d="http://schemas.microsoft.com/office/drawing/2017/model3d" xmlns:o="urn:schemas-microsoft-com:office:office" xmlns:oel="http://schemas.microsoft.com/office/2019/extlst" xmlns:r="http://schemas.openxmlformats.org/officeDocument/2006/relationships" xmlns:m="http://schemas.openxmlformats.org/officeDocument/2006/math" xmlns:v="urn:schemas-microsoft-com:vml" xmlns:wp14="http://schemas.microsoft.com/office/word/2010/wordprocessingDrawing" xmlns:wp="http://schemas.openxmlformats.org/drawingml/2006/wordprocessingDrawing" xmlns:w10="urn:schemas-microsoft-com:office:word" xmlns:w="http://schemas.openxmlformats.org/wordprocessingml/2006/main" xmlns:w14="http://schemas.microsoft.com/office/word/2010/wordml" xmlns:w15="http://schemas.microsoft.com/office/word/2012/wordml" xmlns:w16cex="http://schemas.microsoft.com/office/word/2018/wordml/cex" xmlns:w16cid="http://schemas.microsoft.com/office/word/2016/wordml/cid" xmlns:w16="http://schemas.microsoft.com/office/word/2018/wordml" xmlns:w16sdtdh="http://schemas.microsoft.com/office/word/2020/wordml/sdtdatahash" xmlns:w16se="http://schemas.microsoft.com/office/word/2015/wordml/symex" xmlns:wpg="http://schemas.microsoft.com/office/word/2010/wordprocessingGroup" xmlns:wpi="http://schemas.microsoft.com/office/word/2010/wordprocessingInk" xmlns:wne="http://schemas.microsoft.com/office/word/2006/wordml" xmlns:wps="http://schemas.microsoft.com/office/word/2010/wordprocessingShape" mc:Ignorable="w14 w15 w16se w16cid w16 w16cex w16sdtdh wp14">
+<w:hdr xmlns:wpc="http://schemas.microsoft.com/office/word/2010/wordprocessingCanvas" xmlns:cx="http://schemas.microsoft.com/office/drawing/2014/chartex" xmlns:cx1="http://schemas.microsoft.com/office/drawing/2015/9/8/chartex" xmlns:cx2="http://schemas.microsoft.com/office/drawing/2015/10/21/chartex" xmlns:cx3="http://schemas.microsoft.com/office/drawing/2016/5/9/chartex" xmlns:cx4="http://schemas.microsoft.com/office/drawing/2016/5/10/chartex" xmlns:cx5="http://schemas.microsoft.com/office/drawing/2016/5/11/chartex" xmlns:cx6="http://schemas.microsoft.com/office/drawing/2016/5/12/chartex" xmlns:cx7="http://schemas.microsoft.com/office/drawing/2016/5/13/chartex" xmlns:cx8="http://schemas.microsoft.com/office/drawing/2016/5/14/chartex" xmlns:mc="http://schemas.openxmlformats.org/markup-compatibility/2006" xmlns:aink="http://schemas.microsoft.com/office/drawing/2016/ink" xmlns:am3d="http://schemas.microsoft.com/office/drawing/2017/model3d" xmlns:o="urn:schemas-microsoft-com:office:office" xmlns:oel="http://schemas.microsoft.com/office/2019/extlst" xmlns:r="http://schemas.openxmlformats.org/officeDocument/2006/relationships" xmlns:m="http://schemas.openxmlformats.org/officeDocument/2006/math" xmlns:v="urn:schemas-microsoft-com:vml" xmlns:wp14="http://schemas.microsoft.com/office/word/2010/wordprocessingDrawing" xmlns:wp="http://schemas.openxmlformats.org/drawingml/2006/wordprocessingDrawing" xmlns:w10="urn:schemas-microsoft-com:office:word" xmlns:w="http://schemas.openxmlformats.org/wordprocessingml/2006/main" xmlns:w14="http://schemas.microsoft.com/office/word/2010/wordml" xmlns:w15="http://schemas.microsoft.com/office/word/2012/wordml" xmlns:w16cex="http://schemas.microsoft.com/office/word/2018/wordml/cex" xmlns:w16cid="http://schemas.microsoft.com/office/word/2016/wordml/cid" xmlns:w16="http://schemas.microsoft.com/office/word/2018/wordml" xmlns:w16du="http://schemas.microsoft.com/office/word/2023/wordml/word16du" xmlns:w16sdtdh="http://schemas.microsoft.com/office/word/2020/wordml/sdtdatahash" xmlns:w16sdtfl="http://schemas.microsoft.com/office/word/2024/wordml/sdtformatlock" xmlns:w16se="http://schemas.microsoft.com/office/word/2015/wordml/symex" xmlns:wpg="http://schemas.microsoft.com/office/word/2010/wordprocessingGroup" xmlns:wpi="http://schemas.microsoft.com/office/word/2010/wordprocessingInk" xmlns:wne="http://schemas.microsoft.com/office/word/2006/wordml" xmlns:wps="http://schemas.microsoft.com/office/word/2010/wordprocessingShape" mc:Ignorable="w14 w15 w16se w16cid w16 w16cex w16sdtdh w16sdtfl w16du wp14">
   <w:p>
     <w:pPr>
       <w:pStyle w:val="Header"/>
@@ -46652,7 +46054,7 @@
 </file>
 
 <file path=word/numbering.xml><?xml version="1.0" encoding="utf-8"?>
-<w:numbering xmlns:wpc="http://schemas.microsoft.com/office/word/2010/wordprocessingCanvas" xmlns:cx="http://schemas.microsoft.com/office/drawing/2014/chartex" xmlns:cx1="http://schemas.microsoft.com/office/drawing/2015/9/8/chartex" xmlns:cx2="http://schemas.microsoft.com/office/drawing/2015/10/21/chartex" xmlns:cx3="http://schemas.microsoft.com/office/drawing/2016/5/9/chartex" xmlns:cx4="http://schemas.microsoft.com/office/drawing/2016/5/10/chartex" xmlns:cx5="http://schemas.microsoft.com/office/drawing/2016/5/11/chartex" xmlns:cx6="http://schemas.microsoft.com/office/drawing/2016/5/12/chartex" xmlns:cx7="http://schemas.microsoft.com/office/drawing/2016/5/13/chartex" xmlns:cx8="http://schemas.microsoft.com/office/drawing/2016/5/14/chartex" xmlns:mc="http://schemas.openxmlformats.org/markup-compatibility/2006" xmlns:aink="http://schemas.microsoft.com/office/drawing/2016/ink" xmlns:am3d="http://schemas.microsoft.com/office/drawing/2017/model3d" xmlns:o="urn:schemas-microsoft-com:office:office" xmlns:oel="http://schemas.microsoft.com/office/2019/extlst" xmlns:r="http://schemas.openxmlformats.org/officeDocument/2006/relationships" xmlns:m="http://schemas.openxmlformats.org/officeDocument/2006/math" xmlns:v="urn:schemas-microsoft-com:vml" xmlns:wp14="http://schemas.microsoft.com/office/word/2010/wordprocessingDrawing" xmlns:wp="http://schemas.openxmlformats.org/drawingml/2006/wordprocessingDrawing" xmlns:w10="urn:schemas-microsoft-com:office:word" xmlns:w="http://schemas.openxmlformats.org/wordprocessingml/2006/main" xmlns:w14="http://schemas.microsoft.com/office/word/2010/wordml" xmlns:w15="http://schemas.microsoft.com/office/word/2012/wordml" xmlns:w16cex="http://schemas.microsoft.com/office/word/2018/wordml/cex" xmlns:w16cid="http://schemas.microsoft.com/office/word/2016/wordml/cid" xmlns:w16="http://schemas.microsoft.com/office/word/2018/wordml" xmlns:w16sdtdh="http://schemas.microsoft.com/office/word/2020/wordml/sdtdatahash" xmlns:w16se="http://schemas.microsoft.com/office/word/2015/wordml/symex" xmlns:wpg="http://schemas.microsoft.com/office/word/2010/wordprocessingGroup" xmlns:wpi="http://schemas.microsoft.com/office/word/2010/wordprocessingInk" xmlns:wne="http://schemas.microsoft.com/office/word/2006/wordml" xmlns:wps="http://schemas.microsoft.com/office/word/2010/wordprocessingShape" mc:Ignorable="w14 w15 w16se w16cid w16 w16cex w16sdtdh wp14">
+<w:numbering xmlns:wpc="http://schemas.microsoft.com/office/word/2010/wordprocessingCanvas" xmlns:cx="http://schemas.microsoft.com/office/drawing/2014/chartex" xmlns:cx1="http://schemas.microsoft.com/office/drawing/2015/9/8/chartex" xmlns:cx2="http://schemas.microsoft.com/office/drawing/2015/10/21/chartex" xmlns:cx3="http://schemas.microsoft.com/office/drawing/2016/5/9/chartex" xmlns:cx4="http://schemas.microsoft.com/office/drawing/2016/5/10/chartex" xmlns:cx5="http://schemas.microsoft.com/office/drawing/2016/5/11/chartex" xmlns:cx6="http://schemas.microsoft.com/office/drawing/2016/5/12/chartex" xmlns:cx7="http://schemas.microsoft.com/office/drawing/2016/5/13/chartex" xmlns:cx8="http://schemas.microsoft.com/office/drawing/2016/5/14/chartex" xmlns:mc="http://schemas.openxmlformats.org/markup-compatibility/2006" xmlns:aink="http://schemas.microsoft.com/office/drawing/2016/ink" xmlns:am3d="http://schemas.microsoft.com/office/drawing/2017/model3d" xmlns:o="urn:schemas-microsoft-com:office:office" xmlns:oel="http://schemas.microsoft.com/office/2019/extlst" xmlns:r="http://schemas.openxmlformats.org/officeDocument/2006/relationships" xmlns:m="http://schemas.openxmlformats.org/officeDocument/2006/math" xmlns:v="urn:schemas-microsoft-com:vml" xmlns:wp14="http://schemas.microsoft.com/office/word/2010/wordprocessingDrawing" xmlns:wp="http://schemas.openxmlformats.org/drawingml/2006/wordprocessingDrawing" xmlns:w10="urn:schemas-microsoft-com:office:word" xmlns:w="http://schemas.openxmlformats.org/wordprocessingml/2006/main" xmlns:w14="http://schemas.microsoft.com/office/word/2010/wordml" xmlns:w15="http://schemas.microsoft.com/office/word/2012/wordml" xmlns:w16cex="http://schemas.microsoft.com/office/word/2018/wordml/cex" xmlns:w16cid="http://schemas.microsoft.com/office/word/2016/wordml/cid" xmlns:w16="http://schemas.microsoft.com/office/word/2018/wordml" xmlns:w16du="http://schemas.microsoft.com/office/word/2023/wordml/word16du" xmlns:w16sdtdh="http://schemas.microsoft.com/office/word/2020/wordml/sdtdatahash" xmlns:w16sdtfl="http://schemas.microsoft.com/office/word/2024/wordml/sdtformatlock" xmlns:w16se="http://schemas.microsoft.com/office/word/2015/wordml/symex" xmlns:wpg="http://schemas.microsoft.com/office/word/2010/wordprocessingGroup" xmlns:wpi="http://schemas.microsoft.com/office/word/2010/wordprocessingInk" xmlns:wne="http://schemas.microsoft.com/office/word/2006/wordml" xmlns:wps="http://schemas.microsoft.com/office/word/2010/wordprocessingShape" mc:Ignorable="w14 w15 w16se w16cid w16 w16cex w16sdtdh w16sdtfl w16du wp14">
   <w:abstractNum w:abstractNumId="0" w15:restartNumberingAfterBreak="0">
     <w:nsid w:val="08624796"/>
     <w:multiLevelType w:val="multilevel"/>
@@ -53983,7 +53385,7 @@
 </file>
 
 <file path=word/styles.xml><?xml version="1.0" encoding="utf-8"?>
-<w:styles xmlns:mc="http://schemas.openxmlformats.org/markup-compatibility/2006" xmlns:r="http://schemas.openxmlformats.org/officeDocument/2006/relationships" xmlns:w="http://schemas.openxmlformats.org/wordprocessingml/2006/main" xmlns:w14="http://schemas.microsoft.com/office/word/2010/wordml" xmlns:w15="http://schemas.microsoft.com/office/word/2012/wordml" xmlns:w16cex="http://schemas.microsoft.com/office/word/2018/wordml/cex" xmlns:w16cid="http://schemas.microsoft.com/office/word/2016/wordml/cid" xmlns:w16="http://schemas.microsoft.com/office/word/2018/wordml" xmlns:w16sdtdh="http://schemas.microsoft.com/office/word/2020/wordml/sdtdatahash" xmlns:w16se="http://schemas.microsoft.com/office/word/2015/wordml/symex" mc:Ignorable="w14 w15 w16se w16cid w16 w16cex w16sdtdh">
+<w:styles xmlns:mc="http://schemas.openxmlformats.org/markup-compatibility/2006" xmlns:r="http://schemas.openxmlformats.org/officeDocument/2006/relationships" xmlns:w="http://schemas.openxmlformats.org/wordprocessingml/2006/main" xmlns:w14="http://schemas.microsoft.com/office/word/2010/wordml" xmlns:w15="http://schemas.microsoft.com/office/word/2012/wordml" xmlns:w16cex="http://schemas.microsoft.com/office/word/2018/wordml/cex" xmlns:w16cid="http://schemas.microsoft.com/office/word/2016/wordml/cid" xmlns:w16="http://schemas.microsoft.com/office/word/2018/wordml" xmlns:w16du="http://schemas.microsoft.com/office/word/2023/wordml/word16du" xmlns:w16sdtdh="http://schemas.microsoft.com/office/word/2020/wordml/sdtdatahash" xmlns:w16sdtfl="http://schemas.microsoft.com/office/word/2024/wordml/sdtformatlock" xmlns:w16se="http://schemas.microsoft.com/office/word/2015/wordml/symex" mc:Ignorable="w14 w15 w16se w16cid w16 w16cex w16sdtdh w16sdtfl w16du">
   <w:docDefaults>
     <w:rPrDefault>
       <w:rPr>
@@ -54380,11 +53782,11 @@
       <w:szCs w:val="24"/>
     </w:rPr>
   </w:style>
-  <w:style w:type="paragraph" w:styleId="Judul1">
+  <w:style w:type="paragraph" w:styleId="Heading1">
     <w:name w:val="heading 1"/>
     <w:basedOn w:val="Normal"/>
     <w:next w:val="Normal"/>
-    <w:link w:val="Judul1KAR"/>
+    <w:link w:val="Heading1Char"/>
     <w:uiPriority w:val="9"/>
     <w:qFormat/>
     <w:rsid w:val="001B3490"/>
@@ -54406,11 +53808,11 @@
       <w:szCs w:val="32"/>
     </w:rPr>
   </w:style>
-  <w:style w:type="paragraph" w:styleId="Judul2">
+  <w:style w:type="paragraph" w:styleId="Heading2">
     <w:name w:val="heading 2"/>
     <w:basedOn w:val="Normal"/>
     <w:next w:val="Normal"/>
-    <w:link w:val="Judul2KAR"/>
+    <w:link w:val="Heading2Char"/>
     <w:uiPriority w:val="9"/>
     <w:semiHidden/>
     <w:unhideWhenUsed/>
@@ -54435,11 +53837,11 @@
       <w:szCs w:val="28"/>
     </w:rPr>
   </w:style>
-  <w:style w:type="paragraph" w:styleId="Judul3">
+  <w:style w:type="paragraph" w:styleId="Heading3">
     <w:name w:val="heading 3"/>
     <w:basedOn w:val="Normal"/>
     <w:next w:val="Normal"/>
-    <w:link w:val="Judul3KAR"/>
+    <w:link w:val="Heading3Char"/>
     <w:uiPriority w:val="9"/>
     <w:semiHidden/>
     <w:unhideWhenUsed/>
@@ -54462,11 +53864,11 @@
       <w:szCs w:val="26"/>
     </w:rPr>
   </w:style>
-  <w:style w:type="paragraph" w:styleId="Judul4">
+  <w:style w:type="paragraph" w:styleId="Heading4">
     <w:name w:val="heading 4"/>
     <w:basedOn w:val="Normal"/>
     <w:next w:val="Normal"/>
-    <w:link w:val="Judul4KAR"/>
+    <w:link w:val="Heading4Char"/>
     <w:uiPriority w:val="9"/>
     <w:semiHidden/>
     <w:unhideWhenUsed/>
@@ -54489,11 +53891,11 @@
       <w:szCs w:val="28"/>
     </w:rPr>
   </w:style>
-  <w:style w:type="paragraph" w:styleId="Judul5">
+  <w:style w:type="paragraph" w:styleId="Heading5">
     <w:name w:val="heading 5"/>
     <w:basedOn w:val="Normal"/>
     <w:next w:val="Normal"/>
-    <w:link w:val="Judul5KAR"/>
+    <w:link w:val="Heading5Char"/>
     <w:uiPriority w:val="9"/>
     <w:semiHidden/>
     <w:unhideWhenUsed/>
@@ -54517,11 +53919,11 @@
       <w:szCs w:val="26"/>
     </w:rPr>
   </w:style>
-  <w:style w:type="paragraph" w:styleId="Judul6">
+  <w:style w:type="paragraph" w:styleId="Heading6">
     <w:name w:val="heading 6"/>
     <w:basedOn w:val="Normal"/>
     <w:next w:val="Normal"/>
-    <w:link w:val="Judul6KAR"/>
+    <w:link w:val="Heading6Char"/>
     <w:qFormat/>
     <w:rsid w:val="001B3490"/>
     <w:pPr>
@@ -54539,11 +53941,11 @@
       <w:szCs w:val="22"/>
     </w:rPr>
   </w:style>
-  <w:style w:type="paragraph" w:styleId="Judul7">
+  <w:style w:type="paragraph" w:styleId="Heading7">
     <w:name w:val="heading 7"/>
     <w:basedOn w:val="Normal"/>
     <w:next w:val="Normal"/>
-    <w:link w:val="Judul7KAR"/>
+    <w:link w:val="Heading7Char"/>
     <w:uiPriority w:val="9"/>
     <w:semiHidden/>
     <w:unhideWhenUsed/>
@@ -54561,11 +53963,11 @@
       <w:rFonts w:asciiTheme="minorHAnsi" w:eastAsiaTheme="minorEastAsia" w:hAnsiTheme="minorHAnsi" w:cstheme="minorBidi"/>
     </w:rPr>
   </w:style>
-  <w:style w:type="paragraph" w:styleId="Judul8">
+  <w:style w:type="paragraph" w:styleId="Heading8">
     <w:name w:val="heading 8"/>
     <w:basedOn w:val="Normal"/>
     <w:next w:val="Normal"/>
-    <w:link w:val="Judul8KAR"/>
+    <w:link w:val="Heading8Char"/>
     <w:uiPriority w:val="9"/>
     <w:semiHidden/>
     <w:unhideWhenUsed/>
@@ -54585,11 +53987,11 @@
       <w:iCs/>
     </w:rPr>
   </w:style>
-  <w:style w:type="paragraph" w:styleId="Judul9">
+  <w:style w:type="paragraph" w:styleId="Heading9">
     <w:name w:val="heading 9"/>
     <w:basedOn w:val="Normal"/>
     <w:next w:val="Normal"/>
-    <w:link w:val="Judul9KAR"/>
+    <w:link w:val="Heading9Char"/>
     <w:uiPriority w:val="9"/>
     <w:semiHidden/>
     <w:unhideWhenUsed/>
@@ -54609,13 +54011,13 @@
       <w:szCs w:val="22"/>
     </w:rPr>
   </w:style>
-  <w:style w:type="character" w:default="1" w:styleId="FontParagrafDefault">
+  <w:style w:type="character" w:default="1" w:styleId="DefaultParagraphFont">
     <w:name w:val="Default Paragraph Font"/>
     <w:uiPriority w:val="1"/>
     <w:semiHidden/>
     <w:unhideWhenUsed/>
   </w:style>
-  <w:style w:type="table" w:default="1" w:styleId="TabelNormal">
+  <w:style w:type="table" w:default="1" w:styleId="TableNormal">
     <w:name w:val="Normal Table"/>
     <w:uiPriority w:val="99"/>
     <w:semiHidden/>
@@ -54630,16 +54032,16 @@
       </w:tblCellMar>
     </w:tblPr>
   </w:style>
-  <w:style w:type="numbering" w:default="1" w:styleId="TidakAdaDaftar">
+  <w:style w:type="numbering" w:default="1" w:styleId="NoList">
     <w:name w:val="No List"/>
     <w:uiPriority w:val="99"/>
     <w:semiHidden/>
     <w:unhideWhenUsed/>
   </w:style>
-  <w:style w:type="character" w:customStyle="1" w:styleId="Judul1KAR">
-    <w:name w:val="Judul 1 KAR"/>
-    <w:basedOn w:val="FontParagrafDefault"/>
-    <w:link w:val="Judul1"/>
+  <w:style w:type="character" w:customStyle="1" w:styleId="Heading1Char">
+    <w:name w:val="Heading 1 Char"/>
+    <w:basedOn w:val="DefaultParagraphFont"/>
+    <w:link w:val="Heading1"/>
     <w:uiPriority w:val="9"/>
     <w:rsid w:val="001B3490"/>
     <w:rPr>
@@ -54651,10 +54053,10 @@
       <w:szCs w:val="32"/>
     </w:rPr>
   </w:style>
-  <w:style w:type="character" w:customStyle="1" w:styleId="Judul2KAR">
-    <w:name w:val="Judul 2 KAR"/>
-    <w:basedOn w:val="FontParagrafDefault"/>
-    <w:link w:val="Judul2"/>
+  <w:style w:type="character" w:customStyle="1" w:styleId="Heading2Char">
+    <w:name w:val="Heading 2 Char"/>
+    <w:basedOn w:val="DefaultParagraphFont"/>
+    <w:link w:val="Heading2"/>
     <w:uiPriority w:val="9"/>
     <w:semiHidden/>
     <w:rsid w:val="001B3490"/>
@@ -54668,10 +54070,10 @@
       <w:szCs w:val="28"/>
     </w:rPr>
   </w:style>
-  <w:style w:type="character" w:customStyle="1" w:styleId="Judul3KAR">
-    <w:name w:val="Judul 3 KAR"/>
-    <w:basedOn w:val="FontParagrafDefault"/>
-    <w:link w:val="Judul3"/>
+  <w:style w:type="character" w:customStyle="1" w:styleId="Heading3Char">
+    <w:name w:val="Heading 3 Char"/>
+    <w:basedOn w:val="DefaultParagraphFont"/>
+    <w:link w:val="Heading3"/>
     <w:uiPriority w:val="9"/>
     <w:semiHidden/>
     <w:rsid w:val="001B3490"/>
@@ -54683,10 +54085,10 @@
       <w:szCs w:val="26"/>
     </w:rPr>
   </w:style>
-  <w:style w:type="character" w:customStyle="1" w:styleId="Judul4KAR">
-    <w:name w:val="Judul 4 KAR"/>
-    <w:basedOn w:val="FontParagrafDefault"/>
-    <w:link w:val="Judul4"/>
+  <w:style w:type="character" w:customStyle="1" w:styleId="Heading4Char">
+    <w:name w:val="Heading 4 Char"/>
+    <w:basedOn w:val="DefaultParagraphFont"/>
+    <w:link w:val="Heading4"/>
     <w:uiPriority w:val="9"/>
     <w:semiHidden/>
     <w:rsid w:val="001B3490"/>
@@ -54698,10 +54100,10 @@
       <w:szCs w:val="28"/>
     </w:rPr>
   </w:style>
-  <w:style w:type="character" w:customStyle="1" w:styleId="Judul5KAR">
-    <w:name w:val="Judul 5 KAR"/>
-    <w:basedOn w:val="FontParagrafDefault"/>
-    <w:link w:val="Judul5"/>
+  <w:style w:type="character" w:customStyle="1" w:styleId="Heading5Char">
+    <w:name w:val="Heading 5 Char"/>
+    <w:basedOn w:val="DefaultParagraphFont"/>
+    <w:link w:val="Heading5"/>
     <w:uiPriority w:val="9"/>
     <w:semiHidden/>
     <w:rsid w:val="001B3490"/>
@@ -54715,10 +54117,10 @@
       <w:szCs w:val="26"/>
     </w:rPr>
   </w:style>
-  <w:style w:type="character" w:customStyle="1" w:styleId="Judul6KAR">
-    <w:name w:val="Judul 6 KAR"/>
-    <w:basedOn w:val="FontParagrafDefault"/>
-    <w:link w:val="Judul6"/>
+  <w:style w:type="character" w:customStyle="1" w:styleId="Heading6Char">
+    <w:name w:val="Heading 6 Char"/>
+    <w:basedOn w:val="DefaultParagraphFont"/>
+    <w:link w:val="Heading6"/>
     <w:rsid w:val="001B3490"/>
     <w:rPr>
       <w:b/>
@@ -54727,10 +54129,10 @@
       <w:szCs w:val="22"/>
     </w:rPr>
   </w:style>
-  <w:style w:type="character" w:customStyle="1" w:styleId="Judul7KAR">
-    <w:name w:val="Judul 7 KAR"/>
-    <w:basedOn w:val="FontParagrafDefault"/>
-    <w:link w:val="Judul7"/>
+  <w:style w:type="character" w:customStyle="1" w:styleId="Heading7Char">
+    <w:name w:val="Heading 7 Char"/>
+    <w:basedOn w:val="DefaultParagraphFont"/>
+    <w:link w:val="Heading7"/>
     <w:uiPriority w:val="9"/>
     <w:semiHidden/>
     <w:rsid w:val="001B3490"/>
@@ -54740,10 +54142,10 @@
       <w:szCs w:val="24"/>
     </w:rPr>
   </w:style>
-  <w:style w:type="character" w:customStyle="1" w:styleId="Judul8KAR">
-    <w:name w:val="Judul 8 KAR"/>
-    <w:basedOn w:val="FontParagrafDefault"/>
-    <w:link w:val="Judul8"/>
+  <w:style w:type="character" w:customStyle="1" w:styleId="Heading8Char">
+    <w:name w:val="Heading 8 Char"/>
+    <w:basedOn w:val="DefaultParagraphFont"/>
+    <w:link w:val="Heading8"/>
     <w:uiPriority w:val="9"/>
     <w:semiHidden/>
     <w:rsid w:val="001B3490"/>
@@ -54755,10 +54157,10 @@
       <w:szCs w:val="24"/>
     </w:rPr>
   </w:style>
-  <w:style w:type="character" w:customStyle="1" w:styleId="Judul9KAR">
-    <w:name w:val="Judul 9 KAR"/>
-    <w:basedOn w:val="FontParagrafDefault"/>
-    <w:link w:val="Judul9"/>
+  <w:style w:type="character" w:customStyle="1" w:styleId="Heading9Char">
+    <w:name w:val="Heading 9 Char"/>
+    <w:basedOn w:val="DefaultParagraphFont"/>
+    <w:link w:val="Heading9"/>
     <w:uiPriority w:val="9"/>
     <w:semiHidden/>
     <w:rsid w:val="001B3490"/>
@@ -54768,11 +54170,11 @@
       <w:szCs w:val="22"/>
     </w:rPr>
   </w:style>
-  <w:style w:type="paragraph" w:styleId="DaftarParagraf">
+  <w:style w:type="paragraph" w:styleId="ListParagraph">
     <w:name w:val="List Paragraph"/>
     <w:aliases w:val="Body of text,Colorful List - Accent 11,List Paragraph1,Body of text+1,Body of text+2,Body of text+3,List Paragraph11,HEADING 1,Medium Grid 1 - Accent 21,soal jawab,Body of textCxSp,List Paragraph Char Char Char,List Paragraph Char Char"/>
     <w:basedOn w:val="Normal"/>
-    <w:link w:val="DaftarParagrafKAR"/>
+    <w:link w:val="ListParagraphChar"/>
     <w:uiPriority w:val="34"/>
     <w:qFormat/>
     <w:rsid w:val="00A654BC"/>
@@ -54796,10 +54198,10 @@
       <w:szCs w:val="24"/>
     </w:rPr>
   </w:style>
-  <w:style w:type="table" w:styleId="KisiTabel">
+  <w:style w:type="table" w:styleId="TableGrid">
     <w:name w:val="Table Grid"/>
     <w:aliases w:val="Tabel"/>
-    <w:basedOn w:val="TabelNormal"/>
+    <w:basedOn w:val="TableNormal"/>
     <w:uiPriority w:val="59"/>
     <w:rsid w:val="0035587B"/>
     <w:tblPr>
@@ -54813,10 +54215,10 @@
       </w:tblBorders>
     </w:tblPr>
   </w:style>
-  <w:style w:type="paragraph" w:styleId="TeksBalon">
+  <w:style w:type="paragraph" w:styleId="BalloonText">
     <w:name w:val="Balloon Text"/>
     <w:basedOn w:val="Normal"/>
-    <w:link w:val="TeksBalonKAR"/>
+    <w:link w:val="BalloonTextChar"/>
     <w:uiPriority w:val="99"/>
     <w:semiHidden/>
     <w:unhideWhenUsed/>
@@ -54827,10 +54229,10 @@
       <w:szCs w:val="16"/>
     </w:rPr>
   </w:style>
-  <w:style w:type="character" w:customStyle="1" w:styleId="TeksBalonKAR">
-    <w:name w:val="Teks Balon KAR"/>
-    <w:basedOn w:val="FontParagrafDefault"/>
-    <w:link w:val="TeksBalon"/>
+  <w:style w:type="character" w:customStyle="1" w:styleId="BalloonTextChar">
+    <w:name w:val="Balloon Text Char"/>
+    <w:basedOn w:val="DefaultParagraphFont"/>
+    <w:link w:val="BalloonText"/>
     <w:uiPriority w:val="99"/>
     <w:semiHidden/>
     <w:rsid w:val="00FD3458"/>
@@ -54840,7 +54242,7 @@
       <w:szCs w:val="16"/>
     </w:rPr>
   </w:style>
-  <w:style w:type="paragraph" w:styleId="TidakAdaSpasi">
+  <w:style w:type="paragraph" w:styleId="NoSpacing">
     <w:name w:val="No Spacing"/>
     <w:uiPriority w:val="99"/>
     <w:qFormat/>
@@ -54864,10 +54266,10 @@
       <w:lang w:val="id-ID" w:eastAsia="id-ID"/>
     </w:rPr>
   </w:style>
-  <w:style w:type="character" w:customStyle="1" w:styleId="DaftarParagrafKAR">
-    <w:name w:val="Daftar Paragraf KAR"/>
-    <w:aliases w:val="Body of text KAR,Colorful List - Accent 11 KAR,List Paragraph1 KAR,Body of text+1 KAR,Body of text+2 KAR,Body of text+3 KAR,List Paragraph11 KAR,HEADING 1 KAR,Medium Grid 1 - Accent 21 KAR,soal jawab KAR,Body of textCxSp KAR"/>
-    <w:link w:val="DaftarParagraf"/>
+  <w:style w:type="character" w:customStyle="1" w:styleId="ListParagraphChar">
+    <w:name w:val="List Paragraph Char"/>
+    <w:aliases w:val="Body of text Char,Colorful List - Accent 11 Char,List Paragraph1 Char,Body of text+1 Char,Body of text+2 Char,Body of text+3 Char,List Paragraph11 Char,HEADING 1 Char,Medium Grid 1 - Accent 21 Char,soal jawab Char"/>
+    <w:link w:val="ListParagraph"/>
     <w:uiPriority w:val="34"/>
     <w:qFormat/>
     <w:locked/>
@@ -54876,7 +54278,7 @@
   <w:style w:type="paragraph" w:styleId="Header">
     <w:name w:val="header"/>
     <w:basedOn w:val="Normal"/>
-    <w:link w:val="HeaderKAR"/>
+    <w:link w:val="HeaderChar"/>
     <w:uiPriority w:val="99"/>
     <w:unhideWhenUsed/>
     <w:rsid w:val="001C7B89"/>
@@ -54887,9 +54289,9 @@
       </w:tabs>
     </w:pPr>
   </w:style>
-  <w:style w:type="character" w:customStyle="1" w:styleId="HeaderKAR">
-    <w:name w:val="Header KAR"/>
-    <w:basedOn w:val="FontParagrafDefault"/>
+  <w:style w:type="character" w:customStyle="1" w:styleId="HeaderChar">
+    <w:name w:val="Header Char"/>
+    <w:basedOn w:val="DefaultParagraphFont"/>
     <w:link w:val="Header"/>
     <w:uiPriority w:val="99"/>
     <w:rsid w:val="001C7B89"/>
@@ -54897,7 +54299,7 @@
   <w:style w:type="paragraph" w:styleId="Footer">
     <w:name w:val="footer"/>
     <w:basedOn w:val="Normal"/>
-    <w:link w:val="FooterKAR"/>
+    <w:link w:val="FooterChar"/>
     <w:uiPriority w:val="99"/>
     <w:unhideWhenUsed/>
     <w:rsid w:val="001C7B89"/>
@@ -54908,16 +54310,16 @@
       </w:tabs>
     </w:pPr>
   </w:style>
-  <w:style w:type="character" w:customStyle="1" w:styleId="FooterKAR">
-    <w:name w:val="Footer KAR"/>
-    <w:basedOn w:val="FontParagrafDefault"/>
+  <w:style w:type="character" w:customStyle="1" w:styleId="FooterChar">
+    <w:name w:val="Footer Char"/>
+    <w:basedOn w:val="DefaultParagraphFont"/>
     <w:link w:val="Footer"/>
     <w:uiPriority w:val="99"/>
     <w:rsid w:val="001C7B89"/>
   </w:style>
   <w:style w:type="character" w:styleId="Hyperlink">
     <w:name w:val="Hyperlink"/>
-    <w:basedOn w:val="FontParagrafDefault"/>
+    <w:basedOn w:val="DefaultParagraphFont"/>
     <w:uiPriority w:val="99"/>
     <w:unhideWhenUsed/>
     <w:rsid w:val="006F07A1"/>
@@ -54926,9 +54328,9 @@
       <w:u w:val="single"/>
     </w:rPr>
   </w:style>
-  <w:style w:type="character" w:styleId="SebutanYangBelumTerselesaikan">
+  <w:style w:type="character" w:styleId="UnresolvedMention">
     <w:name w:val="Unresolved Mention"/>
-    <w:basedOn w:val="FontParagrafDefault"/>
+    <w:basedOn w:val="DefaultParagraphFont"/>
     <w:uiPriority w:val="99"/>
     <w:semiHidden/>
     <w:unhideWhenUsed/>
@@ -54938,9 +54340,9 @@
       <w:shd w:val="clear" w:color="auto" w:fill="E1DFDD"/>
     </w:rPr>
   </w:style>
-  <w:style w:type="character" w:styleId="Kuat">
+  <w:style w:type="character" w:styleId="Strong">
     <w:name w:val="Strong"/>
-    <w:basedOn w:val="FontParagrafDefault"/>
+    <w:basedOn w:val="DefaultParagraphFont"/>
     <w:uiPriority w:val="22"/>
     <w:qFormat/>
     <w:rsid w:val="00D041A5"/>
